--- a/P1/TI.1.1. PAO202651_SOAP_JAVA_SINBDD_36883_GR07/01. UML/01. ERS/ERS_SOAP_JAVA_SINBDD_GR07.docx
+++ b/P1/TI.1.1. PAO202651_SOAP_JAVA_SINBDD_36883_GR07/01. UML/01. ERS/ERS_SOAP_JAVA_SINBDD_GR07.docx
@@ -343,7 +343,7 @@
                                 <w:szCs w:val="28"/>
                                 <w:lang w:eastAsia="es-EC"/>
                               </w:rPr>
-                              <w:t>14/10/2026</w:t>
+                              <w:t>27/10/2026</w:t>
                             </w:r>
                             <w:r>
                               <w:rPr>
@@ -656,7 +656,7 @@
                           <w:szCs w:val="28"/>
                           <w:lang w:eastAsia="es-EC"/>
                         </w:rPr>
-                        <w:t>14/10/2026</w:t>
+                        <w:t>27/10/2026</w:t>
                       </w:r>
                       <w:r>
                         <w:rPr>
@@ -4335,7 +4335,7 @@
       <w:pPr>
         <w:pStyle w:val="Ttulo1"/>
       </w:pPr>
-      <w:bookmarkStart w:id="0" w:name="_Toc242892519"/>
+      <w:bookmarkStart w:id="0" w:name="_Toc243988539"/>
       <w:r>
         <w:lastRenderedPageBreak/>
         <w:t xml:space="preserve">ESPECIFICACIÓN DE </w:t>
@@ -4388,7 +4388,7 @@
           <w:r>
             <w:fldChar w:fldCharType="separate"/>
           </w:r>
-          <w:hyperlink w:anchor="_Toc242892519" w:history="1">
+          <w:hyperlink w:anchor="_Toc243988539" w:history="1">
             <w:r>
               <w:rPr>
                 <w:rStyle w:val="Hipervnculo"/>
@@ -4415,7 +4415,7 @@
                 <w:noProof/>
                 <w:webHidden/>
               </w:rPr>
-              <w:instrText xml:space="preserve"> PAGEREF _Toc242892519 \h </w:instrText>
+              <w:instrText xml:space="preserve"> PAGEREF _Toc243988539 \h </w:instrText>
             </w:r>
             <w:r>
               <w:rPr>
@@ -4460,7 +4460,7 @@
               <w:lang w:val="es-MX" w:eastAsia="es-MX"/>
             </w:rPr>
           </w:pPr>
-          <w:hyperlink w:anchor="_Toc242892520" w:history="1">
+          <w:hyperlink w:anchor="_Toc243988540" w:history="1">
             <w:r>
               <w:rPr>
                 <w:rStyle w:val="Hipervnculo"/>
@@ -4503,7 +4503,7 @@
                 <w:noProof/>
                 <w:webHidden/>
               </w:rPr>
-              <w:instrText xml:space="preserve"> PAGEREF _Toc242892520 \h </w:instrText>
+              <w:instrText xml:space="preserve"> PAGEREF _Toc243988540 \h </w:instrText>
             </w:r>
             <w:r>
               <w:rPr>
@@ -4523,7 +4523,7 @@
                 <w:noProof/>
                 <w:webHidden/>
               </w:rPr>
-              <w:t>7</w:t>
+              <w:t>5</w:t>
             </w:r>
             <w:r>
               <w:rPr>
@@ -4548,7 +4548,7 @@
               <w:lang w:val="es-MX" w:eastAsia="es-MX"/>
             </w:rPr>
           </w:pPr>
-          <w:hyperlink w:anchor="_Toc242892521" w:history="1">
+          <w:hyperlink w:anchor="_Toc243988541" w:history="1">
             <w:r>
               <w:rPr>
                 <w:rStyle w:val="Hipervnculo"/>
@@ -4591,7 +4591,7 @@
                 <w:noProof/>
                 <w:webHidden/>
               </w:rPr>
-              <w:instrText xml:space="preserve"> PAGEREF _Toc242892521 \h </w:instrText>
+              <w:instrText xml:space="preserve"> PAGEREF _Toc243988541 \h </w:instrText>
             </w:r>
             <w:r>
               <w:rPr>
@@ -4611,7 +4611,7 @@
                 <w:noProof/>
                 <w:webHidden/>
               </w:rPr>
-              <w:t>7</w:t>
+              <w:t>5</w:t>
             </w:r>
             <w:r>
               <w:rPr>
@@ -4636,7 +4636,7 @@
               <w:lang w:val="es-MX" w:eastAsia="es-MX"/>
             </w:rPr>
           </w:pPr>
-          <w:hyperlink w:anchor="_Toc242892522" w:history="1">
+          <w:hyperlink w:anchor="_Toc243988542" w:history="1">
             <w:r>
               <w:rPr>
                 <w:rStyle w:val="Hipervnculo"/>
@@ -4679,7 +4679,7 @@
                 <w:noProof/>
                 <w:webHidden/>
               </w:rPr>
-              <w:instrText xml:space="preserve"> PAGEREF _Toc242892522 \h </w:instrText>
+              <w:instrText xml:space="preserve"> PAGEREF _Toc243988542 \h </w:instrText>
             </w:r>
             <w:r>
               <w:rPr>
@@ -4699,7 +4699,7 @@
                 <w:noProof/>
                 <w:webHidden/>
               </w:rPr>
-              <w:t>7</w:t>
+              <w:t>5</w:t>
             </w:r>
             <w:r>
               <w:rPr>
@@ -4724,7 +4724,7 @@
               <w:lang w:val="es-MX" w:eastAsia="es-MX"/>
             </w:rPr>
           </w:pPr>
-          <w:hyperlink w:anchor="_Toc242892523" w:history="1">
+          <w:hyperlink w:anchor="_Toc243988543" w:history="1">
             <w:r>
               <w:rPr>
                 <w:rStyle w:val="Hipervnculo"/>
@@ -4767,7 +4767,7 @@
                 <w:noProof/>
                 <w:webHidden/>
               </w:rPr>
-              <w:instrText xml:space="preserve"> PAGEREF _Toc242892523 \h </w:instrText>
+              <w:instrText xml:space="preserve"> PAGEREF _Toc243988543 \h </w:instrText>
             </w:r>
             <w:r>
               <w:rPr>
@@ -4787,7 +4787,7 @@
                 <w:noProof/>
                 <w:webHidden/>
               </w:rPr>
-              <w:t>9</w:t>
+              <w:t>6</w:t>
             </w:r>
             <w:r>
               <w:rPr>
@@ -4812,7 +4812,7 @@
               <w:lang w:val="es-MX" w:eastAsia="es-MX"/>
             </w:rPr>
           </w:pPr>
-          <w:hyperlink w:anchor="_Toc242892524" w:history="1">
+          <w:hyperlink w:anchor="_Toc243988544" w:history="1">
             <w:r>
               <w:rPr>
                 <w:rStyle w:val="Hipervnculo"/>
@@ -4855,7 +4855,7 @@
                 <w:noProof/>
                 <w:webHidden/>
               </w:rPr>
-              <w:instrText xml:space="preserve"> PAGEREF _Toc242892524 \h </w:instrText>
+              <w:instrText xml:space="preserve"> PAGEREF _Toc243988544 \h </w:instrText>
             </w:r>
             <w:r>
               <w:rPr>
@@ -4875,7 +4875,7 @@
                 <w:noProof/>
                 <w:webHidden/>
               </w:rPr>
-              <w:t>9</w:t>
+              <w:t>6</w:t>
             </w:r>
             <w:r>
               <w:rPr>
@@ -4900,7 +4900,7 @@
               <w:lang w:val="es-MX" w:eastAsia="es-MX"/>
             </w:rPr>
           </w:pPr>
-          <w:hyperlink w:anchor="_Toc242892525" w:history="1">
+          <w:hyperlink w:anchor="_Toc243988545" w:history="1">
             <w:r>
               <w:rPr>
                 <w:rStyle w:val="Hipervnculo"/>
@@ -4943,7 +4943,7 @@
                 <w:noProof/>
                 <w:webHidden/>
               </w:rPr>
-              <w:instrText xml:space="preserve"> PAGEREF _Toc242892525 \h </w:instrText>
+              <w:instrText xml:space="preserve"> PAGEREF _Toc243988545 \h </w:instrText>
             </w:r>
             <w:r>
               <w:rPr>
@@ -4963,7 +4963,7 @@
                 <w:noProof/>
                 <w:webHidden/>
               </w:rPr>
-              <w:t>9</w:t>
+              <w:t>7</w:t>
             </w:r>
             <w:r>
               <w:rPr>
@@ -4988,7 +4988,7 @@
               <w:lang w:val="es-MX" w:eastAsia="es-MX"/>
             </w:rPr>
           </w:pPr>
-          <w:hyperlink w:anchor="_Toc242892526" w:history="1">
+          <w:hyperlink w:anchor="_Toc243988546" w:history="1">
             <w:r>
               <w:rPr>
                 <w:rStyle w:val="Hipervnculo"/>
@@ -5031,7 +5031,7 @@
                 <w:noProof/>
                 <w:webHidden/>
               </w:rPr>
-              <w:instrText xml:space="preserve"> PAGEREF _Toc242892526 \h </w:instrText>
+              <w:instrText xml:space="preserve"> PAGEREF _Toc243988546 \h </w:instrText>
             </w:r>
             <w:r>
               <w:rPr>
@@ -5051,7 +5051,7 @@
                 <w:noProof/>
                 <w:webHidden/>
               </w:rPr>
-              <w:t>10</w:t>
+              <w:t>7</w:t>
             </w:r>
             <w:r>
               <w:rPr>
@@ -5076,7 +5076,7 @@
               <w:lang w:val="es-MX" w:eastAsia="es-MX"/>
             </w:rPr>
           </w:pPr>
-          <w:hyperlink w:anchor="_Toc242892527" w:history="1">
+          <w:hyperlink w:anchor="_Toc243988547" w:history="1">
             <w:r>
               <w:rPr>
                 <w:rStyle w:val="Hipervnculo"/>
@@ -5119,7 +5119,7 @@
                 <w:noProof/>
                 <w:webHidden/>
               </w:rPr>
-              <w:instrText xml:space="preserve"> PAGEREF _Toc242892527 \h </w:instrText>
+              <w:instrText xml:space="preserve"> PAGEREF _Toc243988547 \h </w:instrText>
             </w:r>
             <w:r>
               <w:rPr>
@@ -5139,7 +5139,7 @@
                 <w:noProof/>
                 <w:webHidden/>
               </w:rPr>
-              <w:t>10</w:t>
+              <w:t>8</w:t>
             </w:r>
             <w:r>
               <w:rPr>
@@ -5164,7 +5164,7 @@
               <w:lang w:val="es-MX" w:eastAsia="es-MX"/>
             </w:rPr>
           </w:pPr>
-          <w:hyperlink w:anchor="_Toc242892528" w:history="1">
+          <w:hyperlink w:anchor="_Toc243988548" w:history="1">
             <w:r>
               <w:rPr>
                 <w:rStyle w:val="Hipervnculo"/>
@@ -5207,7 +5207,7 @@
                 <w:noProof/>
                 <w:webHidden/>
               </w:rPr>
-              <w:instrText xml:space="preserve"> PAGEREF _Toc242892528 \h </w:instrText>
+              <w:instrText xml:space="preserve"> PAGEREF _Toc243988548 \h </w:instrText>
             </w:r>
             <w:r>
               <w:rPr>
@@ -5227,7 +5227,7 @@
                 <w:noProof/>
                 <w:webHidden/>
               </w:rPr>
-              <w:t>11</w:t>
+              <w:t>8</w:t>
             </w:r>
             <w:r>
               <w:rPr>
@@ -5252,7 +5252,7 @@
               <w:lang w:val="es-MX" w:eastAsia="es-MX"/>
             </w:rPr>
           </w:pPr>
-          <w:hyperlink w:anchor="_Toc242892529" w:history="1">
+          <w:hyperlink w:anchor="_Toc243988549" w:history="1">
             <w:r>
               <w:rPr>
                 <w:rStyle w:val="Hipervnculo"/>
@@ -5295,7 +5295,7 @@
                 <w:noProof/>
                 <w:webHidden/>
               </w:rPr>
-              <w:instrText xml:space="preserve"> PAGEREF _Toc242892529 \h </w:instrText>
+              <w:instrText xml:space="preserve"> PAGEREF _Toc243988549 \h </w:instrText>
             </w:r>
             <w:r>
               <w:rPr>
@@ -5315,7 +5315,7 @@
                 <w:noProof/>
                 <w:webHidden/>
               </w:rPr>
-              <w:t>11</w:t>
+              <w:t>8</w:t>
             </w:r>
             <w:r>
               <w:rPr>
@@ -5340,7 +5340,7 @@
               <w:lang w:val="es-MX" w:eastAsia="es-MX"/>
             </w:rPr>
           </w:pPr>
-          <w:hyperlink w:anchor="_Toc242892530" w:history="1">
+          <w:hyperlink w:anchor="_Toc243988550" w:history="1">
             <w:r>
               <w:rPr>
                 <w:rStyle w:val="Hipervnculo"/>
@@ -5383,7 +5383,7 @@
                 <w:noProof/>
                 <w:webHidden/>
               </w:rPr>
-              <w:instrText xml:space="preserve"> PAGEREF _Toc242892530 \h </w:instrText>
+              <w:instrText xml:space="preserve"> PAGEREF _Toc243988550 \h </w:instrText>
             </w:r>
             <w:r>
               <w:rPr>
@@ -5403,7 +5403,7 @@
                 <w:noProof/>
                 <w:webHidden/>
               </w:rPr>
-              <w:t>11</w:t>
+              <w:t>8</w:t>
             </w:r>
             <w:r>
               <w:rPr>
@@ -5427,7 +5427,7 @@
               <w:lang w:val="es-MX" w:eastAsia="es-MX"/>
             </w:rPr>
           </w:pPr>
-          <w:hyperlink w:anchor="_Toc242892531" w:history="1">
+          <w:hyperlink w:anchor="_Toc243988551" w:history="1">
             <w:r>
               <w:rPr>
                 <w:rStyle w:val="Hipervnculo"/>
@@ -5454,7 +5454,7 @@
                 <w:noProof/>
                 <w:webHidden/>
               </w:rPr>
-              <w:instrText xml:space="preserve"> PAGEREF _Toc242892531 \h </w:instrText>
+              <w:instrText xml:space="preserve"> PAGEREF _Toc243988551 \h </w:instrText>
             </w:r>
             <w:r>
               <w:rPr>
@@ -5474,7 +5474,7 @@
                 <w:noProof/>
                 <w:webHidden/>
               </w:rPr>
-              <w:t>13</w:t>
+              <w:t>9</w:t>
             </w:r>
             <w:r>
               <w:rPr>
@@ -5498,7 +5498,7 @@
               <w:lang w:val="es-MX" w:eastAsia="es-MX"/>
             </w:rPr>
           </w:pPr>
-          <w:hyperlink w:anchor="_Toc242892532" w:history="1">
+          <w:hyperlink w:anchor="_Toc243988552" w:history="1">
             <w:r>
               <w:rPr>
                 <w:rStyle w:val="Hipervnculo"/>
@@ -5525,7 +5525,7 @@
                 <w:noProof/>
                 <w:webHidden/>
               </w:rPr>
-              <w:instrText xml:space="preserve"> PAGEREF _Toc242892532 \h </w:instrText>
+              <w:instrText xml:space="preserve"> PAGEREF _Toc243988552 \h </w:instrText>
             </w:r>
             <w:r>
               <w:rPr>
@@ -5545,7 +5545,7 @@
                 <w:noProof/>
                 <w:webHidden/>
               </w:rPr>
-              <w:t>13</w:t>
+              <w:t>9</w:t>
             </w:r>
             <w:r>
               <w:rPr>
@@ -5569,7 +5569,7 @@
               <w:lang w:val="es-MX" w:eastAsia="es-MX"/>
             </w:rPr>
           </w:pPr>
-          <w:hyperlink w:anchor="_Toc242892533" w:history="1">
+          <w:hyperlink w:anchor="_Toc243988553" w:history="1">
             <w:r>
               <w:rPr>
                 <w:rStyle w:val="Hipervnculo"/>
@@ -5596,7 +5596,7 @@
                 <w:noProof/>
                 <w:webHidden/>
               </w:rPr>
-              <w:instrText xml:space="preserve"> PAGEREF _Toc242892533 \h </w:instrText>
+              <w:instrText xml:space="preserve"> PAGEREF _Toc243988553 \h </w:instrText>
             </w:r>
             <w:r>
               <w:rPr>
@@ -5616,7 +5616,7 @@
                 <w:noProof/>
                 <w:webHidden/>
               </w:rPr>
-              <w:t>13</w:t>
+              <w:t>9</w:t>
             </w:r>
             <w:r>
               <w:rPr>
@@ -5640,7 +5640,7 @@
               <w:lang w:val="es-MX" w:eastAsia="es-MX"/>
             </w:rPr>
           </w:pPr>
-          <w:hyperlink w:anchor="_Toc242892534" w:history="1">
+          <w:hyperlink w:anchor="_Toc243988554" w:history="1">
             <w:r>
               <w:rPr>
                 <w:rStyle w:val="Hipervnculo"/>
@@ -5667,7 +5667,7 @@
                 <w:noProof/>
                 <w:webHidden/>
               </w:rPr>
-              <w:instrText xml:space="preserve"> PAGEREF _Toc242892534 \h </w:instrText>
+              <w:instrText xml:space="preserve"> PAGEREF _Toc243988554 \h </w:instrText>
             </w:r>
             <w:r>
               <w:rPr>
@@ -5687,7 +5687,7 @@
                 <w:noProof/>
                 <w:webHidden/>
               </w:rPr>
-              <w:t>13</w:t>
+              <w:t>10</w:t>
             </w:r>
             <w:r>
               <w:rPr>
@@ -5711,7 +5711,7 @@
               <w:lang w:val="es-MX" w:eastAsia="es-MX"/>
             </w:rPr>
           </w:pPr>
-          <w:hyperlink w:anchor="_Toc242892535" w:history="1">
+          <w:hyperlink w:anchor="_Toc243988555" w:history="1">
             <w:r>
               <w:rPr>
                 <w:rStyle w:val="Hipervnculo"/>
@@ -5738,7 +5738,7 @@
                 <w:noProof/>
                 <w:webHidden/>
               </w:rPr>
-              <w:instrText xml:space="preserve"> PAGEREF _Toc242892535 \h </w:instrText>
+              <w:instrText xml:space="preserve"> PAGEREF _Toc243988555 \h </w:instrText>
             </w:r>
             <w:r>
               <w:rPr>
@@ -5758,7 +5758,7 @@
                 <w:noProof/>
                 <w:webHidden/>
               </w:rPr>
-              <w:t>14</w:t>
+              <w:t>10</w:t>
             </w:r>
             <w:r>
               <w:rPr>
@@ -5783,7 +5783,7 @@
               <w:lang w:val="es-MX" w:eastAsia="es-MX"/>
             </w:rPr>
           </w:pPr>
-          <w:hyperlink w:anchor="_Toc242892536" w:history="1">
+          <w:hyperlink w:anchor="_Toc243988556" w:history="1">
             <w:r>
               <w:rPr>
                 <w:rStyle w:val="Hipervnculo"/>
@@ -5826,7 +5826,7 @@
                 <w:noProof/>
                 <w:webHidden/>
               </w:rPr>
-              <w:instrText xml:space="preserve"> PAGEREF _Toc242892536 \h </w:instrText>
+              <w:instrText xml:space="preserve"> PAGEREF _Toc243988556 \h </w:instrText>
             </w:r>
             <w:r>
               <w:rPr>
@@ -5846,7 +5846,7 @@
                 <w:noProof/>
                 <w:webHidden/>
               </w:rPr>
-              <w:t>14</w:t>
+              <w:t>10</w:t>
             </w:r>
             <w:r>
               <w:rPr>
@@ -5870,7 +5870,7 @@
               <w:lang w:val="es-MX" w:eastAsia="es-MX"/>
             </w:rPr>
           </w:pPr>
-          <w:hyperlink w:anchor="_Toc242892537" w:history="1">
+          <w:hyperlink w:anchor="_Toc243988557" w:history="1">
             <w:r>
               <w:rPr>
                 <w:rStyle w:val="Hipervnculo"/>
@@ -5897,7 +5897,7 @@
                 <w:noProof/>
                 <w:webHidden/>
               </w:rPr>
-              <w:instrText xml:space="preserve"> PAGEREF _Toc242892537 \h </w:instrText>
+              <w:instrText xml:space="preserve"> PAGEREF _Toc243988557 \h </w:instrText>
             </w:r>
             <w:r>
               <w:rPr>
@@ -5917,7 +5917,7 @@
                 <w:noProof/>
                 <w:webHidden/>
               </w:rPr>
-              <w:t>14</w:t>
+              <w:t>10</w:t>
             </w:r>
             <w:r>
               <w:rPr>
@@ -5941,7 +5941,7 @@
               <w:lang w:val="es-MX" w:eastAsia="es-MX"/>
             </w:rPr>
           </w:pPr>
-          <w:hyperlink w:anchor="_Toc242892538" w:history="1">
+          <w:hyperlink w:anchor="_Toc243988558" w:history="1">
             <w:r>
               <w:rPr>
                 <w:rStyle w:val="Hipervnculo"/>
@@ -5968,7 +5968,7 @@
                 <w:noProof/>
                 <w:webHidden/>
               </w:rPr>
-              <w:instrText xml:space="preserve"> PAGEREF _Toc242892538 \h </w:instrText>
+              <w:instrText xml:space="preserve"> PAGEREF _Toc243988558 \h </w:instrText>
             </w:r>
             <w:r>
               <w:rPr>
@@ -5988,7 +5988,7 @@
                 <w:noProof/>
                 <w:webHidden/>
               </w:rPr>
-              <w:t>14</w:t>
+              <w:t>10</w:t>
             </w:r>
             <w:r>
               <w:rPr>
@@ -6012,7 +6012,7 @@
               <w:lang w:val="es-MX" w:eastAsia="es-MX"/>
             </w:rPr>
           </w:pPr>
-          <w:hyperlink w:anchor="_Toc242892539" w:history="1">
+          <w:hyperlink w:anchor="_Toc243988559" w:history="1">
             <w:r>
               <w:rPr>
                 <w:rStyle w:val="Hipervnculo"/>
@@ -6039,7 +6039,7 @@
                 <w:noProof/>
                 <w:webHidden/>
               </w:rPr>
-              <w:instrText xml:space="preserve"> PAGEREF _Toc242892539 \h </w:instrText>
+              <w:instrText xml:space="preserve"> PAGEREF _Toc243988559 \h </w:instrText>
             </w:r>
             <w:r>
               <w:rPr>
@@ -6059,7 +6059,7 @@
                 <w:noProof/>
                 <w:webHidden/>
               </w:rPr>
-              <w:t>14</w:t>
+              <w:t>11</w:t>
             </w:r>
             <w:r>
               <w:rPr>
@@ -6083,7 +6083,7 @@
               <w:lang w:val="es-MX" w:eastAsia="es-MX"/>
             </w:rPr>
           </w:pPr>
-          <w:hyperlink w:anchor="_Toc242892540" w:history="1">
+          <w:hyperlink w:anchor="_Toc243988560" w:history="1">
             <w:r>
               <w:rPr>
                 <w:rStyle w:val="Hipervnculo"/>
@@ -6110,7 +6110,7 @@
                 <w:noProof/>
                 <w:webHidden/>
               </w:rPr>
-              <w:instrText xml:space="preserve"> PAGEREF _Toc242892540 \h </w:instrText>
+              <w:instrText xml:space="preserve"> PAGEREF _Toc243988560 \h </w:instrText>
             </w:r>
             <w:r>
               <w:rPr>
@@ -6130,7 +6130,7 @@
                 <w:noProof/>
                 <w:webHidden/>
               </w:rPr>
-              <w:t>15</w:t>
+              <w:t>11</w:t>
             </w:r>
             <w:r>
               <w:rPr>
@@ -6154,7 +6154,7 @@
               <w:lang w:val="es-MX" w:eastAsia="es-MX"/>
             </w:rPr>
           </w:pPr>
-          <w:hyperlink w:anchor="_Toc242892541" w:history="1">
+          <w:hyperlink w:anchor="_Toc243988561" w:history="1">
             <w:r>
               <w:rPr>
                 <w:rStyle w:val="Hipervnculo"/>
@@ -6181,7 +6181,7 @@
                 <w:noProof/>
                 <w:webHidden/>
               </w:rPr>
-              <w:instrText xml:space="preserve"> PAGEREF _Toc242892541 \h </w:instrText>
+              <w:instrText xml:space="preserve"> PAGEREF _Toc243988561 \h </w:instrText>
             </w:r>
             <w:r>
               <w:rPr>
@@ -6201,7 +6201,7 @@
                 <w:noProof/>
                 <w:webHidden/>
               </w:rPr>
-              <w:t>16</w:t>
+              <w:t>13</w:t>
             </w:r>
             <w:r>
               <w:rPr>
@@ -6225,7 +6225,7 @@
               <w:lang w:val="es-MX" w:eastAsia="es-MX"/>
             </w:rPr>
           </w:pPr>
-          <w:hyperlink w:anchor="_Toc242892542" w:history="1">
+          <w:hyperlink w:anchor="_Toc243988562" w:history="1">
             <w:r>
               <w:rPr>
                 <w:rStyle w:val="Hipervnculo"/>
@@ -6252,7 +6252,7 @@
                 <w:noProof/>
                 <w:webHidden/>
               </w:rPr>
-              <w:instrText xml:space="preserve"> PAGEREF _Toc242892542 \h </w:instrText>
+              <w:instrText xml:space="preserve"> PAGEREF _Toc243988562 \h </w:instrText>
             </w:r>
             <w:r>
               <w:rPr>
@@ -6272,7 +6272,7 @@
                 <w:noProof/>
                 <w:webHidden/>
               </w:rPr>
-              <w:t>17</w:t>
+              <w:t>13</w:t>
             </w:r>
             <w:r>
               <w:rPr>
@@ -6296,7 +6296,7 @@
               <w:lang w:val="es-MX" w:eastAsia="es-MX"/>
             </w:rPr>
           </w:pPr>
-          <w:hyperlink w:anchor="_Toc242892543" w:history="1">
+          <w:hyperlink w:anchor="_Toc243988563" w:history="1">
             <w:r>
               <w:rPr>
                 <w:rStyle w:val="Hipervnculo"/>
@@ -6323,7 +6323,7 @@
                 <w:noProof/>
                 <w:webHidden/>
               </w:rPr>
-              <w:instrText xml:space="preserve"> PAGEREF _Toc242892543 \h </w:instrText>
+              <w:instrText xml:space="preserve"> PAGEREF _Toc243988563 \h </w:instrText>
             </w:r>
             <w:r>
               <w:rPr>
@@ -6343,7 +6343,7 @@
                 <w:noProof/>
                 <w:webHidden/>
               </w:rPr>
-              <w:t>17</w:t>
+              <w:t>13</w:t>
             </w:r>
             <w:r>
               <w:rPr>
@@ -6367,7 +6367,7 @@
               <w:lang w:val="es-MX" w:eastAsia="es-MX"/>
             </w:rPr>
           </w:pPr>
-          <w:hyperlink w:anchor="_Toc242892544" w:history="1">
+          <w:hyperlink w:anchor="_Toc243988564" w:history="1">
             <w:r>
               <w:rPr>
                 <w:rStyle w:val="Hipervnculo"/>
@@ -6394,7 +6394,7 @@
                 <w:noProof/>
                 <w:webHidden/>
               </w:rPr>
-              <w:instrText xml:space="preserve"> PAGEREF _Toc242892544 \h </w:instrText>
+              <w:instrText xml:space="preserve"> PAGEREF _Toc243988564 \h </w:instrText>
             </w:r>
             <w:r>
               <w:rPr>
@@ -6414,7 +6414,7 @@
                 <w:noProof/>
                 <w:webHidden/>
               </w:rPr>
-              <w:t>17</w:t>
+              <w:t>14</w:t>
             </w:r>
             <w:r>
               <w:rPr>
@@ -6438,7 +6438,7 @@
               <w:lang w:val="es-MX" w:eastAsia="es-MX"/>
             </w:rPr>
           </w:pPr>
-          <w:hyperlink w:anchor="_Toc242892545" w:history="1">
+          <w:hyperlink w:anchor="_Toc243988565" w:history="1">
             <w:r>
               <w:rPr>
                 <w:rStyle w:val="Hipervnculo"/>
@@ -6465,7 +6465,7 @@
                 <w:noProof/>
                 <w:webHidden/>
               </w:rPr>
-              <w:instrText xml:space="preserve"> PAGEREF _Toc242892545 \h </w:instrText>
+              <w:instrText xml:space="preserve"> PAGEREF _Toc243988565 \h </w:instrText>
             </w:r>
             <w:r>
               <w:rPr>
@@ -6485,7 +6485,7 @@
                 <w:noProof/>
                 <w:webHidden/>
               </w:rPr>
-              <w:t>18</w:t>
+              <w:t>14</w:t>
             </w:r>
             <w:r>
               <w:rPr>
@@ -6509,7 +6509,7 @@
               <w:lang w:val="es-MX" w:eastAsia="es-MX"/>
             </w:rPr>
           </w:pPr>
-          <w:hyperlink w:anchor="_Toc242892546" w:history="1">
+          <w:hyperlink w:anchor="_Toc243988566" w:history="1">
             <w:r>
               <w:rPr>
                 <w:rStyle w:val="Hipervnculo"/>
@@ -6536,7 +6536,7 @@
                 <w:noProof/>
                 <w:webHidden/>
               </w:rPr>
-              <w:instrText xml:space="preserve"> PAGEREF _Toc242892546 \h </w:instrText>
+              <w:instrText xml:space="preserve"> PAGEREF _Toc243988566 \h </w:instrText>
             </w:r>
             <w:r>
               <w:rPr>
@@ -6556,7 +6556,7 @@
                 <w:noProof/>
                 <w:webHidden/>
               </w:rPr>
-              <w:t>19</w:t>
+              <w:t>15</w:t>
             </w:r>
             <w:r>
               <w:rPr>
@@ -6580,7 +6580,7 @@
               <w:lang w:val="es-MX" w:eastAsia="es-MX"/>
             </w:rPr>
           </w:pPr>
-          <w:hyperlink w:anchor="_Toc242892547" w:history="1">
+          <w:hyperlink w:anchor="_Toc243988567" w:history="1">
             <w:r>
               <w:rPr>
                 <w:rStyle w:val="Hipervnculo"/>
@@ -6607,7 +6607,7 @@
                 <w:noProof/>
                 <w:webHidden/>
               </w:rPr>
-              <w:instrText xml:space="preserve"> PAGEREF _Toc242892547 \h </w:instrText>
+              <w:instrText xml:space="preserve"> PAGEREF _Toc243988567 \h </w:instrText>
             </w:r>
             <w:r>
               <w:rPr>
@@ -6627,7 +6627,7 @@
                 <w:noProof/>
                 <w:webHidden/>
               </w:rPr>
-              <w:t>20</w:t>
+              <w:t>17</w:t>
             </w:r>
             <w:r>
               <w:rPr>
@@ -6651,7 +6651,7 @@
               <w:lang w:val="es-MX" w:eastAsia="es-MX"/>
             </w:rPr>
           </w:pPr>
-          <w:hyperlink w:anchor="_Toc242892548" w:history="1">
+          <w:hyperlink w:anchor="_Toc243988568" w:history="1">
             <w:r>
               <w:rPr>
                 <w:rStyle w:val="Hipervnculo"/>
@@ -6678,7 +6678,7 @@
                 <w:noProof/>
                 <w:webHidden/>
               </w:rPr>
-              <w:instrText xml:space="preserve"> PAGEREF _Toc242892548 \h </w:instrText>
+              <w:instrText xml:space="preserve"> PAGEREF _Toc243988568 \h </w:instrText>
             </w:r>
             <w:r>
               <w:rPr>
@@ -6698,7 +6698,7 @@
                 <w:noProof/>
                 <w:webHidden/>
               </w:rPr>
-              <w:t>20</w:t>
+              <w:t>17</w:t>
             </w:r>
             <w:r>
               <w:rPr>
@@ -6722,7 +6722,7 @@
               <w:lang w:val="es-MX" w:eastAsia="es-MX"/>
             </w:rPr>
           </w:pPr>
-          <w:hyperlink w:anchor="_Toc242892549" w:history="1">
+          <w:hyperlink w:anchor="_Toc243988569" w:history="1">
             <w:r>
               <w:rPr>
                 <w:rStyle w:val="Hipervnculo"/>
@@ -6749,7 +6749,7 @@
                 <w:noProof/>
                 <w:webHidden/>
               </w:rPr>
-              <w:instrText xml:space="preserve"> PAGEREF _Toc242892549 \h </w:instrText>
+              <w:instrText xml:space="preserve"> PAGEREF _Toc243988569 \h </w:instrText>
             </w:r>
             <w:r>
               <w:rPr>
@@ -6769,7 +6769,7 @@
                 <w:noProof/>
                 <w:webHidden/>
               </w:rPr>
-              <w:t>22</w:t>
+              <w:t>18</w:t>
             </w:r>
             <w:r>
               <w:rPr>
@@ -6793,7 +6793,7 @@
               <w:lang w:val="es-MX" w:eastAsia="es-MX"/>
             </w:rPr>
           </w:pPr>
-          <w:hyperlink w:anchor="_Toc242892550" w:history="1">
+          <w:hyperlink w:anchor="_Toc243988570" w:history="1">
             <w:r>
               <w:rPr>
                 <w:rStyle w:val="Hipervnculo"/>
@@ -6820,7 +6820,7 @@
                 <w:noProof/>
                 <w:webHidden/>
               </w:rPr>
-              <w:instrText xml:space="preserve"> PAGEREF _Toc242892550 \h </w:instrText>
+              <w:instrText xml:space="preserve"> PAGEREF _Toc243988570 \h </w:instrText>
             </w:r>
             <w:r>
               <w:rPr>
@@ -6840,7 +6840,7 @@
                 <w:noProof/>
                 <w:webHidden/>
               </w:rPr>
-              <w:t>22</w:t>
+              <w:t>18</w:t>
             </w:r>
             <w:r>
               <w:rPr>
@@ -6864,7 +6864,7 @@
               <w:lang w:val="es-MX" w:eastAsia="es-MX"/>
             </w:rPr>
           </w:pPr>
-          <w:hyperlink w:anchor="_Toc242892551" w:history="1">
+          <w:hyperlink w:anchor="_Toc243988571" w:history="1">
             <w:r>
               <w:rPr>
                 <w:rStyle w:val="Hipervnculo"/>
@@ -6891,7 +6891,7 @@
                 <w:noProof/>
                 <w:webHidden/>
               </w:rPr>
-              <w:instrText xml:space="preserve"> PAGEREF _Toc242892551 \h </w:instrText>
+              <w:instrText xml:space="preserve"> PAGEREF _Toc243988571 \h </w:instrText>
             </w:r>
             <w:r>
               <w:rPr>
@@ -6911,7 +6911,7 @@
                 <w:noProof/>
                 <w:webHidden/>
               </w:rPr>
-              <w:t>22</w:t>
+              <w:t>19</w:t>
             </w:r>
             <w:r>
               <w:rPr>
@@ -6935,7 +6935,7 @@
               <w:lang w:val="es-MX" w:eastAsia="es-MX"/>
             </w:rPr>
           </w:pPr>
-          <w:hyperlink w:anchor="_Toc242892552" w:history="1">
+          <w:hyperlink w:anchor="_Toc243988572" w:history="1">
             <w:r>
               <w:rPr>
                 <w:rStyle w:val="Hipervnculo"/>
@@ -6962,7 +6962,7 @@
                 <w:noProof/>
                 <w:webHidden/>
               </w:rPr>
-              <w:instrText xml:space="preserve"> PAGEREF _Toc242892552 \h </w:instrText>
+              <w:instrText xml:space="preserve"> PAGEREF _Toc243988572 \h </w:instrText>
             </w:r>
             <w:r>
               <w:rPr>
@@ -6982,7 +6982,7 @@
                 <w:noProof/>
                 <w:webHidden/>
               </w:rPr>
-              <w:t>22</w:t>
+              <w:t>19</w:t>
             </w:r>
             <w:r>
               <w:rPr>
@@ -7006,7 +7006,7 @@
               <w:lang w:val="es-MX" w:eastAsia="es-MX"/>
             </w:rPr>
           </w:pPr>
-          <w:hyperlink w:anchor="_Toc242892553" w:history="1">
+          <w:hyperlink w:anchor="_Toc243988573" w:history="1">
             <w:r>
               <w:rPr>
                 <w:rStyle w:val="Hipervnculo"/>
@@ -7033,7 +7033,7 @@
                 <w:noProof/>
                 <w:webHidden/>
               </w:rPr>
-              <w:instrText xml:space="preserve"> PAGEREF _Toc242892553 \h </w:instrText>
+              <w:instrText xml:space="preserve"> PAGEREF _Toc243988573 \h </w:instrText>
             </w:r>
             <w:r>
               <w:rPr>
@@ -7053,7 +7053,7 @@
                 <w:noProof/>
                 <w:webHidden/>
               </w:rPr>
-              <w:t>23</w:t>
+              <w:t>19</w:t>
             </w:r>
             <w:r>
               <w:rPr>
@@ -7077,7 +7077,7 @@
               <w:lang w:val="es-MX" w:eastAsia="es-MX"/>
             </w:rPr>
           </w:pPr>
-          <w:hyperlink w:anchor="_Toc242892554" w:history="1">
+          <w:hyperlink w:anchor="_Toc243988574" w:history="1">
             <w:r>
               <w:rPr>
                 <w:rStyle w:val="Hipervnculo"/>
@@ -7104,7 +7104,7 @@
                 <w:noProof/>
                 <w:webHidden/>
               </w:rPr>
-              <w:instrText xml:space="preserve"> PAGEREF _Toc242892554 \h </w:instrText>
+              <w:instrText xml:space="preserve"> PAGEREF _Toc243988574 \h </w:instrText>
             </w:r>
             <w:r>
               <w:rPr>
@@ -7124,7 +7124,7 @@
                 <w:noProof/>
                 <w:webHidden/>
               </w:rPr>
-              <w:t>23</w:t>
+              <w:t>19</w:t>
             </w:r>
             <w:r>
               <w:rPr>
@@ -7148,7 +7148,7 @@
               <w:lang w:val="es-MX" w:eastAsia="es-MX"/>
             </w:rPr>
           </w:pPr>
-          <w:hyperlink w:anchor="_Toc242892555" w:history="1">
+          <w:hyperlink w:anchor="_Toc243988575" w:history="1">
             <w:r>
               <w:rPr>
                 <w:rStyle w:val="Hipervnculo"/>
@@ -7175,7 +7175,7 @@
                 <w:noProof/>
                 <w:webHidden/>
               </w:rPr>
-              <w:instrText xml:space="preserve"> PAGEREF _Toc242892555 \h </w:instrText>
+              <w:instrText xml:space="preserve"> PAGEREF _Toc243988575 \h </w:instrText>
             </w:r>
             <w:r>
               <w:rPr>
@@ -7195,7 +7195,7 @@
                 <w:noProof/>
                 <w:webHidden/>
               </w:rPr>
-              <w:t>23</w:t>
+              <w:t>19</w:t>
             </w:r>
             <w:r>
               <w:rPr>
@@ -7219,7 +7219,7 @@
               <w:lang w:val="es-MX" w:eastAsia="es-MX"/>
             </w:rPr>
           </w:pPr>
-          <w:hyperlink w:anchor="_Toc242892556" w:history="1">
+          <w:hyperlink w:anchor="_Toc243988576" w:history="1">
             <w:r>
               <w:rPr>
                 <w:rStyle w:val="Hipervnculo"/>
@@ -7246,7 +7246,7 @@
                 <w:noProof/>
                 <w:webHidden/>
               </w:rPr>
-              <w:instrText xml:space="preserve"> PAGEREF _Toc242892556 \h </w:instrText>
+              <w:instrText xml:space="preserve"> PAGEREF _Toc243988576 \h </w:instrText>
             </w:r>
             <w:r>
               <w:rPr>
@@ -7266,7 +7266,7 @@
                 <w:noProof/>
                 <w:webHidden/>
               </w:rPr>
-              <w:t>23</w:t>
+              <w:t>19</w:t>
             </w:r>
             <w:r>
               <w:rPr>
@@ -7290,7 +7290,7 @@
               <w:lang w:val="es-MX" w:eastAsia="es-MX"/>
             </w:rPr>
           </w:pPr>
-          <w:hyperlink w:anchor="_Toc242892557" w:history="1">
+          <w:hyperlink w:anchor="_Toc243988577" w:history="1">
             <w:r>
               <w:rPr>
                 <w:rStyle w:val="Hipervnculo"/>
@@ -7317,7 +7317,7 @@
                 <w:noProof/>
                 <w:webHidden/>
               </w:rPr>
-              <w:instrText xml:space="preserve"> PAGEREF _Toc242892557 \h </w:instrText>
+              <w:instrText xml:space="preserve"> PAGEREF _Toc243988577 \h </w:instrText>
             </w:r>
             <w:r>
               <w:rPr>
@@ -7337,7 +7337,7 @@
                 <w:noProof/>
                 <w:webHidden/>
               </w:rPr>
-              <w:t>23</w:t>
+              <w:t>20</w:t>
             </w:r>
             <w:r>
               <w:rPr>
@@ -7361,7 +7361,7 @@
               <w:lang w:val="es-MX" w:eastAsia="es-MX"/>
             </w:rPr>
           </w:pPr>
-          <w:hyperlink w:anchor="_Toc242892558" w:history="1">
+          <w:hyperlink w:anchor="_Toc243988578" w:history="1">
             <w:r>
               <w:rPr>
                 <w:rStyle w:val="Hipervnculo"/>
@@ -7388,7 +7388,7 @@
                 <w:noProof/>
                 <w:webHidden/>
               </w:rPr>
-              <w:instrText xml:space="preserve"> PAGEREF _Toc242892558 \h </w:instrText>
+              <w:instrText xml:space="preserve"> PAGEREF _Toc243988578 \h </w:instrText>
             </w:r>
             <w:r>
               <w:rPr>
@@ -7408,7 +7408,7 @@
                 <w:noProof/>
                 <w:webHidden/>
               </w:rPr>
-              <w:t>23</w:t>
+              <w:t>20</w:t>
             </w:r>
             <w:r>
               <w:rPr>
@@ -7450,7 +7450,6 @@
         <w:pStyle w:val="TtuloTDC"/>
       </w:pPr>
       <w:r>
-        <w:lastRenderedPageBreak/>
         <w:t>ÍNDICE</w:t>
       </w:r>
       <w:r>
@@ -7479,17 +7478,17 @@
       <w:r>
         <w:fldChar w:fldCharType="separate"/>
       </w:r>
-      <w:hyperlink w:anchor="_Toc242892559" w:history="1">
+      <w:hyperlink w:anchor="_Toc243988579" w:history="1">
         <w:r>
           <w:rPr>
             <w:rStyle w:val="Hipervnculo"/>
             <w:noProof/>
           </w:rPr>
           <w:drawing>
-            <wp:inline distT="0" distB="0" distL="0" distR="0" wp14:anchorId="370BA053" wp14:editId="5412717C">
+            <wp:inline distT="0" distB="0" distL="0" distR="0" wp14:anchorId="6CBE5ECC" wp14:editId="5E47B995">
               <wp:extent cx="5988050" cy="2396333"/>
               <wp:effectExtent l="0" t="0" r="0" b="4445"/>
-              <wp:docPr id="22" name="Imagen 22"/>
+              <wp:docPr id="25" name="Imagen 25"/>
               <wp:cNvGraphicFramePr>
                 <a:graphicFrameLocks xmlns:a="http://schemas.openxmlformats.org/drawingml/2006/main" noChangeAspect="1"/>
               </wp:cNvGraphicFramePr>
@@ -7560,7 +7559,393 @@
             <w:noProof/>
             <w:webHidden/>
           </w:rPr>
-          <w:instrText xml:space="preserve"> PAGEREF _Toc242892559 \h </w:instrText>
+          <w:instrText xml:space="preserve"> PAGEREF _Toc243988579 \h </w:instrText>
+        </w:r>
+        <w:r>
+          <w:rPr>
+            <w:noProof/>
+            <w:webHidden/>
+          </w:rPr>
+        </w:r>
+        <w:r>
+          <w:rPr>
+            <w:noProof/>
+            <w:webHidden/>
+          </w:rPr>
+          <w:fldChar w:fldCharType="separate"/>
+        </w:r>
+        <w:r>
+          <w:rPr>
+            <w:noProof/>
+            <w:webHidden/>
+          </w:rPr>
+          <w:t>9</w:t>
+        </w:r>
+        <w:r>
+          <w:rPr>
+            <w:noProof/>
+            <w:webHidden/>
+          </w:rPr>
+          <w:fldChar w:fldCharType="end"/>
+        </w:r>
+      </w:hyperlink>
+    </w:p>
+    <w:p>
+      <w:r>
+        <w:fldChar w:fldCharType="end"/>
+      </w:r>
+    </w:p>
+    <w:p>
+      <w:pPr>
+        <w:spacing w:before="0" w:after="0"/>
+        <w:jc w:val="left"/>
+      </w:pPr>
+    </w:p>
+    <w:p>
+      <w:pPr>
+        <w:pStyle w:val="TtuloTDC"/>
+      </w:pPr>
+      <w:r>
+        <w:t>ÍNDICE</w:t>
+      </w:r>
+      <w:r>
+        <w:t xml:space="preserve"> DE TABLAS</w:t>
+      </w:r>
+    </w:p>
+    <w:p>
+      <w:pPr>
+        <w:pStyle w:val="Tabladeilustraciones"/>
+        <w:tabs>
+          <w:tab w:val="right" w:leader="dot" w:pos="9020"/>
+        </w:tabs>
+        <w:rPr>
+          <w:rFonts w:asciiTheme="minorHAnsi" w:eastAsiaTheme="minorEastAsia" w:hAnsiTheme="minorHAnsi" w:cstheme="minorBidi"/>
+          <w:noProof/>
+          <w:sz w:val="22"/>
+          <w:lang w:val="es-MX" w:eastAsia="es-MX"/>
+        </w:rPr>
+      </w:pPr>
+      <w:r>
+        <w:fldChar w:fldCharType="begin"/>
+      </w:r>
+      <w:r>
+        <w:instrText xml:space="preserve"> TOC \h \z \c "Tabla" </w:instrText>
+      </w:r>
+      <w:r>
+        <w:fldChar w:fldCharType="separate"/>
+      </w:r>
+      <w:hyperlink w:anchor="_Toc243988580" w:history="1">
+        <w:r>
+          <w:rPr>
+            <w:rStyle w:val="Hipervnculo"/>
+            <w:noProof/>
+          </w:rPr>
+          <w:t>Tabla 1. Definiciones</w:t>
+        </w:r>
+        <w:r>
+          <w:rPr>
+            <w:noProof/>
+            <w:webHidden/>
+          </w:rPr>
+          <w:tab/>
+        </w:r>
+        <w:r>
+          <w:rPr>
+            <w:noProof/>
+            <w:webHidden/>
+          </w:rPr>
+          <w:fldChar w:fldCharType="begin"/>
+        </w:r>
+        <w:r>
+          <w:rPr>
+            <w:noProof/>
+            <w:webHidden/>
+          </w:rPr>
+          <w:instrText xml:space="preserve"> PAGEREF _Toc243988580 \h </w:instrText>
+        </w:r>
+        <w:r>
+          <w:rPr>
+            <w:noProof/>
+            <w:webHidden/>
+          </w:rPr>
+        </w:r>
+        <w:r>
+          <w:rPr>
+            <w:noProof/>
+            <w:webHidden/>
+          </w:rPr>
+          <w:fldChar w:fldCharType="separate"/>
+        </w:r>
+        <w:r>
+          <w:rPr>
+            <w:noProof/>
+            <w:webHidden/>
+          </w:rPr>
+          <w:t>6</w:t>
+        </w:r>
+        <w:r>
+          <w:rPr>
+            <w:noProof/>
+            <w:webHidden/>
+          </w:rPr>
+          <w:fldChar w:fldCharType="end"/>
+        </w:r>
+      </w:hyperlink>
+    </w:p>
+    <w:p>
+      <w:pPr>
+        <w:pStyle w:val="Tabladeilustraciones"/>
+        <w:tabs>
+          <w:tab w:val="right" w:leader="dot" w:pos="9020"/>
+        </w:tabs>
+        <w:rPr>
+          <w:rFonts w:asciiTheme="minorHAnsi" w:eastAsiaTheme="minorEastAsia" w:hAnsiTheme="minorHAnsi" w:cstheme="minorBidi"/>
+          <w:noProof/>
+          <w:sz w:val="22"/>
+          <w:lang w:val="es-MX" w:eastAsia="es-MX"/>
+        </w:rPr>
+      </w:pPr>
+      <w:hyperlink w:anchor="_Toc243988581" w:history="1">
+        <w:r>
+          <w:rPr>
+            <w:rStyle w:val="Hipervnculo"/>
+            <w:noProof/>
+          </w:rPr>
+          <w:t>Tabla 2. Acrónimo y abreviaturas</w:t>
+        </w:r>
+        <w:r>
+          <w:rPr>
+            <w:noProof/>
+            <w:webHidden/>
+          </w:rPr>
+          <w:tab/>
+        </w:r>
+        <w:r>
+          <w:rPr>
+            <w:noProof/>
+            <w:webHidden/>
+          </w:rPr>
+          <w:fldChar w:fldCharType="begin"/>
+        </w:r>
+        <w:r>
+          <w:rPr>
+            <w:noProof/>
+            <w:webHidden/>
+          </w:rPr>
+          <w:instrText xml:space="preserve"> PAGEREF _Toc243988581 \h </w:instrText>
+        </w:r>
+        <w:r>
+          <w:rPr>
+            <w:noProof/>
+            <w:webHidden/>
+          </w:rPr>
+        </w:r>
+        <w:r>
+          <w:rPr>
+            <w:noProof/>
+            <w:webHidden/>
+          </w:rPr>
+          <w:fldChar w:fldCharType="separate"/>
+        </w:r>
+        <w:r>
+          <w:rPr>
+            <w:noProof/>
+            <w:webHidden/>
+          </w:rPr>
+          <w:t>7</w:t>
+        </w:r>
+        <w:r>
+          <w:rPr>
+            <w:noProof/>
+            <w:webHidden/>
+          </w:rPr>
+          <w:fldChar w:fldCharType="end"/>
+        </w:r>
+      </w:hyperlink>
+    </w:p>
+    <w:p>
+      <w:pPr>
+        <w:pStyle w:val="Tabladeilustraciones"/>
+        <w:tabs>
+          <w:tab w:val="right" w:leader="dot" w:pos="9020"/>
+        </w:tabs>
+        <w:rPr>
+          <w:rFonts w:asciiTheme="minorHAnsi" w:eastAsiaTheme="minorEastAsia" w:hAnsiTheme="minorHAnsi" w:cstheme="minorBidi"/>
+          <w:noProof/>
+          <w:sz w:val="22"/>
+          <w:lang w:val="es-MX" w:eastAsia="es-MX"/>
+        </w:rPr>
+      </w:pPr>
+      <w:hyperlink w:anchor="_Toc243988582" w:history="1">
+        <w:r>
+          <w:rPr>
+            <w:rStyle w:val="Hipervnculo"/>
+            <w:noProof/>
+          </w:rPr>
+          <w:t>Tabla 3. Referencias</w:t>
+        </w:r>
+        <w:r>
+          <w:rPr>
+            <w:noProof/>
+            <w:webHidden/>
+          </w:rPr>
+          <w:tab/>
+        </w:r>
+        <w:r>
+          <w:rPr>
+            <w:noProof/>
+            <w:webHidden/>
+          </w:rPr>
+          <w:fldChar w:fldCharType="begin"/>
+        </w:r>
+        <w:r>
+          <w:rPr>
+            <w:noProof/>
+            <w:webHidden/>
+          </w:rPr>
+          <w:instrText xml:space="preserve"> PAGEREF _Toc243988582 \h </w:instrText>
+        </w:r>
+        <w:r>
+          <w:rPr>
+            <w:noProof/>
+            <w:webHidden/>
+          </w:rPr>
+        </w:r>
+        <w:r>
+          <w:rPr>
+            <w:noProof/>
+            <w:webHidden/>
+          </w:rPr>
+          <w:fldChar w:fldCharType="separate"/>
+        </w:r>
+        <w:r>
+          <w:rPr>
+            <w:noProof/>
+            <w:webHidden/>
+          </w:rPr>
+          <w:t>7</w:t>
+        </w:r>
+        <w:r>
+          <w:rPr>
+            <w:noProof/>
+            <w:webHidden/>
+          </w:rPr>
+          <w:fldChar w:fldCharType="end"/>
+        </w:r>
+      </w:hyperlink>
+    </w:p>
+    <w:p>
+      <w:pPr>
+        <w:pStyle w:val="Tabladeilustraciones"/>
+        <w:tabs>
+          <w:tab w:val="right" w:leader="dot" w:pos="9020"/>
+        </w:tabs>
+        <w:rPr>
+          <w:rFonts w:asciiTheme="minorHAnsi" w:eastAsiaTheme="minorEastAsia" w:hAnsiTheme="minorHAnsi" w:cstheme="minorBidi"/>
+          <w:noProof/>
+          <w:sz w:val="22"/>
+          <w:lang w:val="es-MX" w:eastAsia="es-MX"/>
+        </w:rPr>
+      </w:pPr>
+      <w:hyperlink w:anchor="_Toc243988583" w:history="1">
+        <w:r>
+          <w:rPr>
+            <w:rStyle w:val="Hipervnculo"/>
+            <w:noProof/>
+          </w:rPr>
+          <w:t>Tabla 4. Usuario</w:t>
+        </w:r>
+        <w:r>
+          <w:rPr>
+            <w:noProof/>
+            <w:webHidden/>
+          </w:rPr>
+          <w:tab/>
+        </w:r>
+        <w:r>
+          <w:rPr>
+            <w:noProof/>
+            <w:webHidden/>
+          </w:rPr>
+          <w:fldChar w:fldCharType="begin"/>
+        </w:r>
+        <w:r>
+          <w:rPr>
+            <w:noProof/>
+            <w:webHidden/>
+          </w:rPr>
+          <w:instrText xml:space="preserve"> PAGEREF _Toc243988583 \h </w:instrText>
+        </w:r>
+        <w:r>
+          <w:rPr>
+            <w:noProof/>
+            <w:webHidden/>
+          </w:rPr>
+        </w:r>
+        <w:r>
+          <w:rPr>
+            <w:noProof/>
+            <w:webHidden/>
+          </w:rPr>
+          <w:fldChar w:fldCharType="separate"/>
+        </w:r>
+        <w:r>
+          <w:rPr>
+            <w:noProof/>
+            <w:webHidden/>
+          </w:rPr>
+          <w:t>9</w:t>
+        </w:r>
+        <w:r>
+          <w:rPr>
+            <w:noProof/>
+            <w:webHidden/>
+          </w:rPr>
+          <w:fldChar w:fldCharType="end"/>
+        </w:r>
+      </w:hyperlink>
+    </w:p>
+    <w:p>
+      <w:pPr>
+        <w:pStyle w:val="Tabladeilustraciones"/>
+        <w:tabs>
+          <w:tab w:val="right" w:leader="dot" w:pos="9020"/>
+        </w:tabs>
+        <w:rPr>
+          <w:rFonts w:asciiTheme="minorHAnsi" w:eastAsiaTheme="minorEastAsia" w:hAnsiTheme="minorHAnsi" w:cstheme="minorBidi"/>
+          <w:noProof/>
+          <w:sz w:val="22"/>
+          <w:lang w:val="es-MX" w:eastAsia="es-MX"/>
+        </w:rPr>
+      </w:pPr>
+      <w:hyperlink w:anchor="_Toc243988584" w:history="1">
+        <w:r>
+          <w:rPr>
+            <w:rStyle w:val="Hipervnculo"/>
+            <w:noProof/>
+          </w:rPr>
+          <w:t>Tabla 5. Requisitos de interfaces de hardware</w:t>
+        </w:r>
+        <w:r>
+          <w:rPr>
+            <w:noProof/>
+            <w:webHidden/>
+          </w:rPr>
+          <w:tab/>
+        </w:r>
+        <w:r>
+          <w:rPr>
+            <w:noProof/>
+            <w:webHidden/>
+          </w:rPr>
+          <w:fldChar w:fldCharType="begin"/>
+        </w:r>
+        <w:r>
+          <w:rPr>
+            <w:noProof/>
+            <w:webHidden/>
+          </w:rPr>
+          <w:instrText xml:space="preserve"> PAGEREF _Toc243988584 \h </w:instrText>
         </w:r>
         <w:r>
           <w:rPr>
@@ -7592,32 +7977,6 @@
       </w:hyperlink>
     </w:p>
     <w:p>
-      <w:r>
-        <w:fldChar w:fldCharType="end"/>
-      </w:r>
-    </w:p>
-    <w:p>
-      <w:pPr>
-        <w:spacing w:before="0" w:after="0"/>
-        <w:jc w:val="left"/>
-      </w:pPr>
-      <w:r>
-        <w:br w:type="page"/>
-      </w:r>
-    </w:p>
-    <w:p>
-      <w:pPr>
-        <w:pStyle w:val="TtuloTDC"/>
-      </w:pPr>
-      <w:r>
-        <w:lastRenderedPageBreak/>
-        <w:t>ÍNDICE</w:t>
-      </w:r>
-      <w:r>
-        <w:t xml:space="preserve"> DE TABLAS</w:t>
-      </w:r>
-    </w:p>
-    <w:p>
       <w:pPr>
         <w:pStyle w:val="Tabladeilustraciones"/>
         <w:tabs>
@@ -7630,22 +7989,13 @@
           <w:lang w:val="es-MX" w:eastAsia="es-MX"/>
         </w:rPr>
       </w:pPr>
-      <w:r>
-        <w:fldChar w:fldCharType="begin"/>
-      </w:r>
-      <w:r>
-        <w:instrText xml:space="preserve"> TOC \h \z \c "Tabla" </w:instrText>
-      </w:r>
-      <w:r>
-        <w:fldChar w:fldCharType="separate"/>
-      </w:r>
-      <w:hyperlink w:anchor="_Toc242892560" w:history="1">
+      <w:hyperlink w:anchor="_Toc243988585" w:history="1">
         <w:r>
           <w:rPr>
             <w:rStyle w:val="Hipervnculo"/>
             <w:noProof/>
           </w:rPr>
-          <w:t>Tabla 1. Definiciones</w:t>
+          <w:t>Tabla 6.Interfaces de software</w:t>
         </w:r>
         <w:r>
           <w:rPr>
@@ -7666,7 +8016,7 @@
             <w:noProof/>
             <w:webHidden/>
           </w:rPr>
-          <w:instrText xml:space="preserve"> PAGEREF _Toc242892560 \h </w:instrText>
+          <w:instrText xml:space="preserve"> PAGEREF _Toc243988585 \h </w:instrText>
         </w:r>
         <w:r>
           <w:rPr>
@@ -7686,7 +8036,7 @@
             <w:noProof/>
             <w:webHidden/>
           </w:rPr>
-          <w:t>9</w:t>
+          <w:t>11</w:t>
         </w:r>
         <w:r>
           <w:rPr>
@@ -7710,13 +8060,13 @@
           <w:lang w:val="es-MX" w:eastAsia="es-MX"/>
         </w:rPr>
       </w:pPr>
-      <w:hyperlink w:anchor="_Toc242892561" w:history="1">
+      <w:hyperlink w:anchor="_Toc243988586" w:history="1">
         <w:r>
           <w:rPr>
             <w:rStyle w:val="Hipervnculo"/>
             <w:noProof/>
           </w:rPr>
-          <w:t>Tabla 2. Acrónimo y abreviaturas</w:t>
+          <w:t>Tabla 7. Autenticar el acceso de los clientes</w:t>
         </w:r>
         <w:r>
           <w:rPr>
@@ -7737,149 +8087,7 @@
             <w:noProof/>
             <w:webHidden/>
           </w:rPr>
-          <w:instrText xml:space="preserve"> PAGEREF _Toc242892561 \h </w:instrText>
-        </w:r>
-        <w:r>
-          <w:rPr>
-            <w:noProof/>
-            <w:webHidden/>
-          </w:rPr>
-        </w:r>
-        <w:r>
-          <w:rPr>
-            <w:noProof/>
-            <w:webHidden/>
-          </w:rPr>
-          <w:fldChar w:fldCharType="separate"/>
-        </w:r>
-        <w:r>
-          <w:rPr>
-            <w:noProof/>
-            <w:webHidden/>
-          </w:rPr>
-          <w:t>9</w:t>
-        </w:r>
-        <w:r>
-          <w:rPr>
-            <w:noProof/>
-            <w:webHidden/>
-          </w:rPr>
-          <w:fldChar w:fldCharType="end"/>
-        </w:r>
-      </w:hyperlink>
-    </w:p>
-    <w:p>
-      <w:pPr>
-        <w:pStyle w:val="Tabladeilustraciones"/>
-        <w:tabs>
-          <w:tab w:val="right" w:leader="dot" w:pos="9020"/>
-        </w:tabs>
-        <w:rPr>
-          <w:rFonts w:asciiTheme="minorHAnsi" w:eastAsiaTheme="minorEastAsia" w:hAnsiTheme="minorHAnsi" w:cstheme="minorBidi"/>
-          <w:noProof/>
-          <w:sz w:val="22"/>
-          <w:lang w:val="es-MX" w:eastAsia="es-MX"/>
-        </w:rPr>
-      </w:pPr>
-      <w:hyperlink w:anchor="_Toc242892562" w:history="1">
-        <w:r>
-          <w:rPr>
-            <w:rStyle w:val="Hipervnculo"/>
-            <w:noProof/>
-          </w:rPr>
-          <w:t>Tabla 3. Referencias</w:t>
-        </w:r>
-        <w:r>
-          <w:rPr>
-            <w:noProof/>
-            <w:webHidden/>
-          </w:rPr>
-          <w:tab/>
-        </w:r>
-        <w:r>
-          <w:rPr>
-            <w:noProof/>
-            <w:webHidden/>
-          </w:rPr>
-          <w:fldChar w:fldCharType="begin"/>
-        </w:r>
-        <w:r>
-          <w:rPr>
-            <w:noProof/>
-            <w:webHidden/>
-          </w:rPr>
-          <w:instrText xml:space="preserve"> PAGEREF _Toc242892562 \h </w:instrText>
-        </w:r>
-        <w:r>
-          <w:rPr>
-            <w:noProof/>
-            <w:webHidden/>
-          </w:rPr>
-        </w:r>
-        <w:r>
-          <w:rPr>
-            <w:noProof/>
-            <w:webHidden/>
-          </w:rPr>
-          <w:fldChar w:fldCharType="separate"/>
-        </w:r>
-        <w:r>
-          <w:rPr>
-            <w:noProof/>
-            <w:webHidden/>
-          </w:rPr>
-          <w:t>10</w:t>
-        </w:r>
-        <w:r>
-          <w:rPr>
-            <w:noProof/>
-            <w:webHidden/>
-          </w:rPr>
-          <w:fldChar w:fldCharType="end"/>
-        </w:r>
-      </w:hyperlink>
-    </w:p>
-    <w:p>
-      <w:pPr>
-        <w:pStyle w:val="Tabladeilustraciones"/>
-        <w:tabs>
-          <w:tab w:val="right" w:leader="dot" w:pos="9020"/>
-        </w:tabs>
-        <w:rPr>
-          <w:rFonts w:asciiTheme="minorHAnsi" w:eastAsiaTheme="minorEastAsia" w:hAnsiTheme="minorHAnsi" w:cstheme="minorBidi"/>
-          <w:noProof/>
-          <w:sz w:val="22"/>
-          <w:lang w:val="es-MX" w:eastAsia="es-MX"/>
-        </w:rPr>
-      </w:pPr>
-      <w:hyperlink w:anchor="_Toc242892563" w:history="1">
-        <w:r>
-          <w:rPr>
-            <w:rStyle w:val="Hipervnculo"/>
-            <w:noProof/>
-          </w:rPr>
-          <w:t>Tabla 4. Usuario</w:t>
-        </w:r>
-        <w:r>
-          <w:rPr>
-            <w:noProof/>
-            <w:webHidden/>
-          </w:rPr>
-          <w:tab/>
-        </w:r>
-        <w:r>
-          <w:rPr>
-            <w:noProof/>
-            <w:webHidden/>
-          </w:rPr>
-          <w:fldChar w:fldCharType="begin"/>
-        </w:r>
-        <w:r>
-          <w:rPr>
-            <w:noProof/>
-            <w:webHidden/>
-          </w:rPr>
-          <w:instrText xml:space="preserve"> PAGEREF _Toc242892563 \h </w:instrText>
+          <w:instrText xml:space="preserve"> PAGEREF _Toc243988586 \h </w:instrText>
         </w:r>
         <w:r>
           <w:rPr>
@@ -7923,13 +8131,13 @@
           <w:lang w:val="es-MX" w:eastAsia="es-MX"/>
         </w:rPr>
       </w:pPr>
-      <w:hyperlink w:anchor="_Toc242892564" w:history="1">
+      <w:hyperlink w:anchor="_Toc243988587" w:history="1">
         <w:r>
           <w:rPr>
             <w:rStyle w:val="Hipervnculo"/>
             <w:noProof/>
           </w:rPr>
-          <w:t>Tabla 5. Requisitos de interfaces de hardware</w:t>
+          <w:t>Tabla 8. Realizar conversiones</w:t>
         </w:r>
         <w:r>
           <w:rPr>
@@ -7950,7 +8158,78 @@
             <w:noProof/>
             <w:webHidden/>
           </w:rPr>
-          <w:instrText xml:space="preserve"> PAGEREF _Toc242892564 \h </w:instrText>
+          <w:instrText xml:space="preserve"> PAGEREF _Toc243988587 \h </w:instrText>
+        </w:r>
+        <w:r>
+          <w:rPr>
+            <w:noProof/>
+            <w:webHidden/>
+          </w:rPr>
+        </w:r>
+        <w:r>
+          <w:rPr>
+            <w:noProof/>
+            <w:webHidden/>
+          </w:rPr>
+          <w:fldChar w:fldCharType="separate"/>
+        </w:r>
+        <w:r>
+          <w:rPr>
+            <w:noProof/>
+            <w:webHidden/>
+          </w:rPr>
+          <w:t>13</w:t>
+        </w:r>
+        <w:r>
+          <w:rPr>
+            <w:noProof/>
+            <w:webHidden/>
+          </w:rPr>
+          <w:fldChar w:fldCharType="end"/>
+        </w:r>
+      </w:hyperlink>
+    </w:p>
+    <w:p>
+      <w:pPr>
+        <w:pStyle w:val="Tabladeilustraciones"/>
+        <w:tabs>
+          <w:tab w:val="right" w:leader="dot" w:pos="9020"/>
+        </w:tabs>
+        <w:rPr>
+          <w:rFonts w:asciiTheme="minorHAnsi" w:eastAsiaTheme="minorEastAsia" w:hAnsiTheme="minorHAnsi" w:cstheme="minorBidi"/>
+          <w:noProof/>
+          <w:sz w:val="22"/>
+          <w:lang w:val="es-MX" w:eastAsia="es-MX"/>
+        </w:rPr>
+      </w:pPr>
+      <w:hyperlink w:anchor="_Toc243988588" w:history="1">
+        <w:r>
+          <w:rPr>
+            <w:rStyle w:val="Hipervnculo"/>
+            <w:noProof/>
+          </w:rPr>
+          <w:t>Tabla 9. Consultar el catálogo de unidades</w:t>
+        </w:r>
+        <w:r>
+          <w:rPr>
+            <w:noProof/>
+            <w:webHidden/>
+          </w:rPr>
+          <w:tab/>
+        </w:r>
+        <w:r>
+          <w:rPr>
+            <w:noProof/>
+            <w:webHidden/>
+          </w:rPr>
+          <w:fldChar w:fldCharType="begin"/>
+        </w:r>
+        <w:r>
+          <w:rPr>
+            <w:noProof/>
+            <w:webHidden/>
+          </w:rPr>
+          <w:instrText xml:space="preserve"> PAGEREF _Toc243988588 \h </w:instrText>
         </w:r>
         <w:r>
           <w:rPr>
@@ -7994,13 +8273,13 @@
           <w:lang w:val="es-MX" w:eastAsia="es-MX"/>
         </w:rPr>
       </w:pPr>
-      <w:hyperlink w:anchor="_Toc242892565" w:history="1">
+      <w:hyperlink w:anchor="_Toc243988589" w:history="1">
         <w:r>
           <w:rPr>
             <w:rStyle w:val="Hipervnculo"/>
             <w:noProof/>
           </w:rPr>
-          <w:t>Tabla 6.Interfaces de software</w:t>
+          <w:t>Tabla 10. Actor Usuario</w:t>
         </w:r>
         <w:r>
           <w:rPr>
@@ -8021,7 +8300,362 @@
             <w:noProof/>
             <w:webHidden/>
           </w:rPr>
-          <w:instrText xml:space="preserve"> PAGEREF _Toc242892565 \h </w:instrText>
+          <w:instrText xml:space="preserve"> PAGEREF _Toc243988589 \h </w:instrText>
+        </w:r>
+        <w:r>
+          <w:rPr>
+            <w:noProof/>
+            <w:webHidden/>
+          </w:rPr>
+        </w:r>
+        <w:r>
+          <w:rPr>
+            <w:noProof/>
+            <w:webHidden/>
+          </w:rPr>
+          <w:fldChar w:fldCharType="separate"/>
+        </w:r>
+        <w:r>
+          <w:rPr>
+            <w:noProof/>
+            <w:webHidden/>
+          </w:rPr>
+          <w:t>14</w:t>
+        </w:r>
+        <w:r>
+          <w:rPr>
+            <w:noProof/>
+            <w:webHidden/>
+          </w:rPr>
+          <w:fldChar w:fldCharType="end"/>
+        </w:r>
+      </w:hyperlink>
+    </w:p>
+    <w:p>
+      <w:pPr>
+        <w:pStyle w:val="Tabladeilustraciones"/>
+        <w:tabs>
+          <w:tab w:val="right" w:leader="dot" w:pos="9020"/>
+        </w:tabs>
+        <w:rPr>
+          <w:rFonts w:asciiTheme="minorHAnsi" w:eastAsiaTheme="minorEastAsia" w:hAnsiTheme="minorHAnsi" w:cstheme="minorBidi"/>
+          <w:noProof/>
+          <w:sz w:val="22"/>
+          <w:lang w:val="es-MX" w:eastAsia="es-MX"/>
+        </w:rPr>
+      </w:pPr>
+      <w:hyperlink w:anchor="_Toc243988590" w:history="1">
+        <w:r>
+          <w:rPr>
+            <w:rStyle w:val="Hipervnculo"/>
+            <w:noProof/>
+          </w:rPr>
+          <w:t>Tabla 11. Actor Cliente Consola</w:t>
+        </w:r>
+        <w:r>
+          <w:rPr>
+            <w:noProof/>
+            <w:webHidden/>
+          </w:rPr>
+          <w:tab/>
+        </w:r>
+        <w:r>
+          <w:rPr>
+            <w:noProof/>
+            <w:webHidden/>
+          </w:rPr>
+          <w:fldChar w:fldCharType="begin"/>
+        </w:r>
+        <w:r>
+          <w:rPr>
+            <w:noProof/>
+            <w:webHidden/>
+          </w:rPr>
+          <w:instrText xml:space="preserve"> PAGEREF _Toc243988590 \h </w:instrText>
+        </w:r>
+        <w:r>
+          <w:rPr>
+            <w:noProof/>
+            <w:webHidden/>
+          </w:rPr>
+        </w:r>
+        <w:r>
+          <w:rPr>
+            <w:noProof/>
+            <w:webHidden/>
+          </w:rPr>
+          <w:fldChar w:fldCharType="separate"/>
+        </w:r>
+        <w:r>
+          <w:rPr>
+            <w:noProof/>
+            <w:webHidden/>
+          </w:rPr>
+          <w:t>14</w:t>
+        </w:r>
+        <w:r>
+          <w:rPr>
+            <w:noProof/>
+            <w:webHidden/>
+          </w:rPr>
+          <w:fldChar w:fldCharType="end"/>
+        </w:r>
+      </w:hyperlink>
+    </w:p>
+    <w:p>
+      <w:pPr>
+        <w:pStyle w:val="Tabladeilustraciones"/>
+        <w:tabs>
+          <w:tab w:val="right" w:leader="dot" w:pos="9020"/>
+        </w:tabs>
+        <w:rPr>
+          <w:rFonts w:asciiTheme="minorHAnsi" w:eastAsiaTheme="minorEastAsia" w:hAnsiTheme="minorHAnsi" w:cstheme="minorBidi"/>
+          <w:noProof/>
+          <w:sz w:val="22"/>
+          <w:lang w:val="es-MX" w:eastAsia="es-MX"/>
+        </w:rPr>
+      </w:pPr>
+      <w:hyperlink w:anchor="_Toc243988591" w:history="1">
+        <w:r>
+          <w:rPr>
+            <w:rStyle w:val="Hipervnculo"/>
+            <w:noProof/>
+          </w:rPr>
+          <w:t>Tabla 12. Actor Cliente Escritorio</w:t>
+        </w:r>
+        <w:r>
+          <w:rPr>
+            <w:noProof/>
+            <w:webHidden/>
+          </w:rPr>
+          <w:tab/>
+        </w:r>
+        <w:r>
+          <w:rPr>
+            <w:noProof/>
+            <w:webHidden/>
+          </w:rPr>
+          <w:fldChar w:fldCharType="begin"/>
+        </w:r>
+        <w:r>
+          <w:rPr>
+            <w:noProof/>
+            <w:webHidden/>
+          </w:rPr>
+          <w:instrText xml:space="preserve"> PAGEREF _Toc243988591 \h </w:instrText>
+        </w:r>
+        <w:r>
+          <w:rPr>
+            <w:noProof/>
+            <w:webHidden/>
+          </w:rPr>
+        </w:r>
+        <w:r>
+          <w:rPr>
+            <w:noProof/>
+            <w:webHidden/>
+          </w:rPr>
+          <w:fldChar w:fldCharType="separate"/>
+        </w:r>
+        <w:r>
+          <w:rPr>
+            <w:noProof/>
+            <w:webHidden/>
+          </w:rPr>
+          <w:t>14</w:t>
+        </w:r>
+        <w:r>
+          <w:rPr>
+            <w:noProof/>
+            <w:webHidden/>
+          </w:rPr>
+          <w:fldChar w:fldCharType="end"/>
+        </w:r>
+      </w:hyperlink>
+    </w:p>
+    <w:p>
+      <w:pPr>
+        <w:pStyle w:val="Tabladeilustraciones"/>
+        <w:tabs>
+          <w:tab w:val="right" w:leader="dot" w:pos="9020"/>
+        </w:tabs>
+        <w:rPr>
+          <w:rFonts w:asciiTheme="minorHAnsi" w:eastAsiaTheme="minorEastAsia" w:hAnsiTheme="minorHAnsi" w:cstheme="minorBidi"/>
+          <w:noProof/>
+          <w:sz w:val="22"/>
+          <w:lang w:val="es-MX" w:eastAsia="es-MX"/>
+        </w:rPr>
+      </w:pPr>
+      <w:hyperlink w:anchor="_Toc243988592" w:history="1">
+        <w:r>
+          <w:rPr>
+            <w:rStyle w:val="Hipervnculo"/>
+            <w:noProof/>
+          </w:rPr>
+          <w:t>Tabla 13. Actor Cliente Web</w:t>
+        </w:r>
+        <w:r>
+          <w:rPr>
+            <w:noProof/>
+            <w:webHidden/>
+          </w:rPr>
+          <w:tab/>
+        </w:r>
+        <w:r>
+          <w:rPr>
+            <w:noProof/>
+            <w:webHidden/>
+          </w:rPr>
+          <w:fldChar w:fldCharType="begin"/>
+        </w:r>
+        <w:r>
+          <w:rPr>
+            <w:noProof/>
+            <w:webHidden/>
+          </w:rPr>
+          <w:instrText xml:space="preserve"> PAGEREF _Toc243988592 \h </w:instrText>
+        </w:r>
+        <w:r>
+          <w:rPr>
+            <w:noProof/>
+            <w:webHidden/>
+          </w:rPr>
+        </w:r>
+        <w:r>
+          <w:rPr>
+            <w:noProof/>
+            <w:webHidden/>
+          </w:rPr>
+          <w:fldChar w:fldCharType="separate"/>
+        </w:r>
+        <w:r>
+          <w:rPr>
+            <w:noProof/>
+            <w:webHidden/>
+          </w:rPr>
+          <w:t>14</w:t>
+        </w:r>
+        <w:r>
+          <w:rPr>
+            <w:noProof/>
+            <w:webHidden/>
+          </w:rPr>
+          <w:fldChar w:fldCharType="end"/>
+        </w:r>
+      </w:hyperlink>
+    </w:p>
+    <w:p>
+      <w:pPr>
+        <w:pStyle w:val="Tabladeilustraciones"/>
+        <w:tabs>
+          <w:tab w:val="right" w:leader="dot" w:pos="9020"/>
+        </w:tabs>
+        <w:rPr>
+          <w:rFonts w:asciiTheme="minorHAnsi" w:eastAsiaTheme="minorEastAsia" w:hAnsiTheme="minorHAnsi" w:cstheme="minorBidi"/>
+          <w:noProof/>
+          <w:sz w:val="22"/>
+          <w:lang w:val="es-MX" w:eastAsia="es-MX"/>
+        </w:rPr>
+      </w:pPr>
+      <w:hyperlink w:anchor="_Toc243988593" w:history="1">
+        <w:r>
+          <w:rPr>
+            <w:rStyle w:val="Hipervnculo"/>
+            <w:noProof/>
+          </w:rPr>
+          <w:t>Tabla 14. Actor Cliente Móvil Android</w:t>
+        </w:r>
+        <w:r>
+          <w:rPr>
+            <w:noProof/>
+            <w:webHidden/>
+          </w:rPr>
+          <w:tab/>
+        </w:r>
+        <w:r>
+          <w:rPr>
+            <w:noProof/>
+            <w:webHidden/>
+          </w:rPr>
+          <w:fldChar w:fldCharType="begin"/>
+        </w:r>
+        <w:r>
+          <w:rPr>
+            <w:noProof/>
+            <w:webHidden/>
+          </w:rPr>
+          <w:instrText xml:space="preserve"> PAGEREF _Toc243988593 \h </w:instrText>
+        </w:r>
+        <w:r>
+          <w:rPr>
+            <w:noProof/>
+            <w:webHidden/>
+          </w:rPr>
+        </w:r>
+        <w:r>
+          <w:rPr>
+            <w:noProof/>
+            <w:webHidden/>
+          </w:rPr>
+          <w:fldChar w:fldCharType="separate"/>
+        </w:r>
+        <w:r>
+          <w:rPr>
+            <w:noProof/>
+            <w:webHidden/>
+          </w:rPr>
+          <w:t>14</w:t>
+        </w:r>
+        <w:r>
+          <w:rPr>
+            <w:noProof/>
+            <w:webHidden/>
+          </w:rPr>
+          <w:fldChar w:fldCharType="end"/>
+        </w:r>
+      </w:hyperlink>
+    </w:p>
+    <w:p>
+      <w:pPr>
+        <w:pStyle w:val="Tabladeilustraciones"/>
+        <w:tabs>
+          <w:tab w:val="right" w:leader="dot" w:pos="9020"/>
+        </w:tabs>
+        <w:rPr>
+          <w:rFonts w:asciiTheme="minorHAnsi" w:eastAsiaTheme="minorEastAsia" w:hAnsiTheme="minorHAnsi" w:cstheme="minorBidi"/>
+          <w:noProof/>
+          <w:sz w:val="22"/>
+          <w:lang w:val="es-MX" w:eastAsia="es-MX"/>
+        </w:rPr>
+      </w:pPr>
+      <w:hyperlink w:anchor="_Toc243988594" w:history="1">
+        <w:r>
+          <w:rPr>
+            <w:rStyle w:val="Hipervnculo"/>
+            <w:noProof/>
+          </w:rPr>
+          <w:t>Tabla 15. Lista de requisitos funcionales</w:t>
+        </w:r>
+        <w:r>
+          <w:rPr>
+            <w:noProof/>
+            <w:webHidden/>
+          </w:rPr>
+          <w:tab/>
+        </w:r>
+        <w:r>
+          <w:rPr>
+            <w:noProof/>
+            <w:webHidden/>
+          </w:rPr>
+          <w:fldChar w:fldCharType="begin"/>
+        </w:r>
+        <w:r>
+          <w:rPr>
+            <w:noProof/>
+            <w:webHidden/>
+          </w:rPr>
+          <w:instrText xml:space="preserve"> PAGEREF _Toc243988594 \h </w:instrText>
         </w:r>
         <w:r>
           <w:rPr>
@@ -8065,13 +8699,13 @@
           <w:lang w:val="es-MX" w:eastAsia="es-MX"/>
         </w:rPr>
       </w:pPr>
-      <w:hyperlink w:anchor="_Toc242892566" w:history="1">
+      <w:hyperlink w:anchor="_Toc243988595" w:history="1">
         <w:r>
           <w:rPr>
             <w:rStyle w:val="Hipervnculo"/>
             <w:noProof/>
           </w:rPr>
-          <w:t>Tabla 7. Autenticar el acceso de los clientes</w:t>
+          <w:t>Tabla 16. Autenticar Cliente</w:t>
         </w:r>
         <w:r>
           <w:rPr>
@@ -8092,7 +8726,435 @@
             <w:noProof/>
             <w:webHidden/>
           </w:rPr>
-          <w:instrText xml:space="preserve"> PAGEREF _Toc242892566 \h </w:instrText>
+          <w:instrText xml:space="preserve"> PAGEREF _Toc243988595 \h </w:instrText>
+        </w:r>
+        <w:r>
+          <w:rPr>
+            <w:noProof/>
+            <w:webHidden/>
+          </w:rPr>
+        </w:r>
+        <w:r>
+          <w:rPr>
+            <w:noProof/>
+            <w:webHidden/>
+          </w:rPr>
+          <w:fldChar w:fldCharType="separate"/>
+        </w:r>
+        <w:r>
+          <w:rPr>
+            <w:noProof/>
+            <w:webHidden/>
+          </w:rPr>
+          <w:t>16</w:t>
+        </w:r>
+        <w:r>
+          <w:rPr>
+            <w:noProof/>
+            <w:webHidden/>
+          </w:rPr>
+          <w:fldChar w:fldCharType="end"/>
+        </w:r>
+      </w:hyperlink>
+    </w:p>
+    <w:p>
+      <w:pPr>
+        <w:pStyle w:val="Tabladeilustraciones"/>
+        <w:tabs>
+          <w:tab w:val="right" w:leader="dot" w:pos="9020"/>
+        </w:tabs>
+        <w:rPr>
+          <w:rFonts w:asciiTheme="minorHAnsi" w:eastAsiaTheme="minorEastAsia" w:hAnsiTheme="minorHAnsi" w:cstheme="minorBidi"/>
+          <w:noProof/>
+          <w:sz w:val="22"/>
+          <w:lang w:val="es-MX" w:eastAsia="es-MX"/>
+        </w:rPr>
+      </w:pPr>
+      <w:hyperlink w:anchor="_Toc243988596" w:history="1">
+        <w:r>
+          <w:rPr>
+            <w:rStyle w:val="Hipervnculo"/>
+            <w:noProof/>
+          </w:rPr>
+          <w:t>Tabla 17. Convertir Longitud</w:t>
+        </w:r>
+        <w:r>
+          <w:rPr>
+            <w:noProof/>
+            <w:webHidden/>
+          </w:rPr>
+          <w:tab/>
+        </w:r>
+        <w:r>
+          <w:rPr>
+            <w:noProof/>
+            <w:webHidden/>
+          </w:rPr>
+          <w:fldChar w:fldCharType="begin"/>
+        </w:r>
+        <w:r>
+          <w:rPr>
+            <w:noProof/>
+            <w:webHidden/>
+          </w:rPr>
+          <w:instrText xml:space="preserve"> PAGEREF _Toc243988596 \h </w:instrText>
+        </w:r>
+        <w:r>
+          <w:rPr>
+            <w:noProof/>
+            <w:webHidden/>
+          </w:rPr>
+        </w:r>
+        <w:r>
+          <w:rPr>
+            <w:noProof/>
+            <w:webHidden/>
+          </w:rPr>
+          <w:fldChar w:fldCharType="separate"/>
+        </w:r>
+        <w:r>
+          <w:rPr>
+            <w:noProof/>
+            <w:webHidden/>
+          </w:rPr>
+          <w:t>16</w:t>
+        </w:r>
+        <w:r>
+          <w:rPr>
+            <w:noProof/>
+            <w:webHidden/>
+          </w:rPr>
+          <w:fldChar w:fldCharType="end"/>
+        </w:r>
+      </w:hyperlink>
+    </w:p>
+    <w:p>
+      <w:pPr>
+        <w:pStyle w:val="Tabladeilustraciones"/>
+        <w:tabs>
+          <w:tab w:val="right" w:leader="dot" w:pos="9020"/>
+        </w:tabs>
+        <w:rPr>
+          <w:rFonts w:asciiTheme="minorHAnsi" w:eastAsiaTheme="minorEastAsia" w:hAnsiTheme="minorHAnsi" w:cstheme="minorBidi"/>
+          <w:noProof/>
+          <w:sz w:val="22"/>
+          <w:lang w:val="es-MX" w:eastAsia="es-MX"/>
+        </w:rPr>
+      </w:pPr>
+      <w:hyperlink w:anchor="_Toc243988597" w:history="1">
+        <w:r>
+          <w:rPr>
+            <w:rStyle w:val="Hipervnculo"/>
+            <w:noProof/>
+          </w:rPr>
+          <w:t>Tabla 18. Convertir Masa</w:t>
+        </w:r>
+        <w:r>
+          <w:rPr>
+            <w:noProof/>
+            <w:webHidden/>
+          </w:rPr>
+          <w:tab/>
+        </w:r>
+        <w:r>
+          <w:rPr>
+            <w:noProof/>
+            <w:webHidden/>
+          </w:rPr>
+          <w:fldChar w:fldCharType="begin"/>
+        </w:r>
+        <w:r>
+          <w:rPr>
+            <w:noProof/>
+            <w:webHidden/>
+          </w:rPr>
+          <w:instrText xml:space="preserve"> PAGEREF _Toc243988597 \h </w:instrText>
+        </w:r>
+        <w:r>
+          <w:rPr>
+            <w:noProof/>
+            <w:webHidden/>
+          </w:rPr>
+        </w:r>
+        <w:r>
+          <w:rPr>
+            <w:noProof/>
+            <w:webHidden/>
+          </w:rPr>
+          <w:fldChar w:fldCharType="separate"/>
+        </w:r>
+        <w:r>
+          <w:rPr>
+            <w:noProof/>
+            <w:webHidden/>
+          </w:rPr>
+          <w:t>16</w:t>
+        </w:r>
+        <w:r>
+          <w:rPr>
+            <w:noProof/>
+            <w:webHidden/>
+          </w:rPr>
+          <w:fldChar w:fldCharType="end"/>
+        </w:r>
+      </w:hyperlink>
+    </w:p>
+    <w:p>
+      <w:pPr>
+        <w:pStyle w:val="Tabladeilustraciones"/>
+        <w:tabs>
+          <w:tab w:val="right" w:leader="dot" w:pos="9020"/>
+        </w:tabs>
+        <w:rPr>
+          <w:rFonts w:asciiTheme="minorHAnsi" w:eastAsiaTheme="minorEastAsia" w:hAnsiTheme="minorHAnsi" w:cstheme="minorBidi"/>
+          <w:noProof/>
+          <w:sz w:val="22"/>
+          <w:lang w:val="es-MX" w:eastAsia="es-MX"/>
+        </w:rPr>
+      </w:pPr>
+      <w:hyperlink w:anchor="_Toc243988598" w:history="1">
+        <w:r>
+          <w:rPr>
+            <w:rStyle w:val="Hipervnculo"/>
+            <w:noProof/>
+          </w:rPr>
+          <w:t>Tabla 19. Convertir Temperatura</w:t>
+        </w:r>
+        <w:r>
+          <w:rPr>
+            <w:noProof/>
+            <w:webHidden/>
+          </w:rPr>
+          <w:tab/>
+        </w:r>
+        <w:r>
+          <w:rPr>
+            <w:noProof/>
+            <w:webHidden/>
+          </w:rPr>
+          <w:fldChar w:fldCharType="begin"/>
+        </w:r>
+        <w:r>
+          <w:rPr>
+            <w:noProof/>
+            <w:webHidden/>
+          </w:rPr>
+          <w:instrText xml:space="preserve"> PAGEREF _Toc243988598 \h </w:instrText>
+        </w:r>
+        <w:r>
+          <w:rPr>
+            <w:noProof/>
+            <w:webHidden/>
+          </w:rPr>
+        </w:r>
+        <w:r>
+          <w:rPr>
+            <w:noProof/>
+            <w:webHidden/>
+          </w:rPr>
+          <w:fldChar w:fldCharType="separate"/>
+        </w:r>
+        <w:r>
+          <w:rPr>
+            <w:noProof/>
+            <w:webHidden/>
+          </w:rPr>
+          <w:t>16</w:t>
+        </w:r>
+        <w:r>
+          <w:rPr>
+            <w:noProof/>
+            <w:webHidden/>
+          </w:rPr>
+          <w:fldChar w:fldCharType="end"/>
+        </w:r>
+      </w:hyperlink>
+    </w:p>
+    <w:p>
+      <w:pPr>
+        <w:pStyle w:val="Tabladeilustraciones"/>
+        <w:tabs>
+          <w:tab w:val="right" w:leader="dot" w:pos="9020"/>
+        </w:tabs>
+        <w:rPr>
+          <w:rFonts w:asciiTheme="minorHAnsi" w:eastAsiaTheme="minorEastAsia" w:hAnsiTheme="minorHAnsi" w:cstheme="minorBidi"/>
+          <w:noProof/>
+          <w:sz w:val="22"/>
+          <w:lang w:val="es-MX" w:eastAsia="es-MX"/>
+        </w:rPr>
+      </w:pPr>
+      <w:hyperlink w:anchor="_Toc243988599" w:history="1">
+        <w:r>
+          <w:rPr>
+            <w:rStyle w:val="Hipervnculo"/>
+            <w:noProof/>
+          </w:rPr>
+          <w:t>Tabla 20. Consultar catálogo</w:t>
+        </w:r>
+        <w:r>
+          <w:rPr>
+            <w:noProof/>
+            <w:webHidden/>
+          </w:rPr>
+          <w:tab/>
+        </w:r>
+        <w:r>
+          <w:rPr>
+            <w:noProof/>
+            <w:webHidden/>
+          </w:rPr>
+          <w:fldChar w:fldCharType="begin"/>
+        </w:r>
+        <w:r>
+          <w:rPr>
+            <w:noProof/>
+            <w:webHidden/>
+          </w:rPr>
+          <w:instrText xml:space="preserve"> PAGEREF _Toc243988599 \h </w:instrText>
+        </w:r>
+        <w:r>
+          <w:rPr>
+            <w:noProof/>
+            <w:webHidden/>
+          </w:rPr>
+        </w:r>
+        <w:r>
+          <w:rPr>
+            <w:noProof/>
+            <w:webHidden/>
+          </w:rPr>
+          <w:fldChar w:fldCharType="separate"/>
+        </w:r>
+        <w:r>
+          <w:rPr>
+            <w:noProof/>
+            <w:webHidden/>
+          </w:rPr>
+          <w:t>16</w:t>
+        </w:r>
+        <w:r>
+          <w:rPr>
+            <w:noProof/>
+            <w:webHidden/>
+          </w:rPr>
+          <w:fldChar w:fldCharType="end"/>
+        </w:r>
+      </w:hyperlink>
+    </w:p>
+    <w:p>
+      <w:pPr>
+        <w:pStyle w:val="Tabladeilustraciones"/>
+        <w:tabs>
+          <w:tab w:val="right" w:leader="dot" w:pos="9020"/>
+        </w:tabs>
+        <w:rPr>
+          <w:rFonts w:asciiTheme="minorHAnsi" w:eastAsiaTheme="minorEastAsia" w:hAnsiTheme="minorHAnsi" w:cstheme="minorBidi"/>
+          <w:noProof/>
+          <w:sz w:val="22"/>
+          <w:lang w:val="es-MX" w:eastAsia="es-MX"/>
+        </w:rPr>
+      </w:pPr>
+      <w:hyperlink w:anchor="_Toc243988600" w:history="1">
+        <w:r>
+          <w:rPr>
+            <w:rStyle w:val="Hipervnculo"/>
+            <w:noProof/>
+          </w:rPr>
+          <w:t>Tabla 21. Gestionar errores</w:t>
+        </w:r>
+        <w:r>
+          <w:rPr>
+            <w:noProof/>
+            <w:webHidden/>
+          </w:rPr>
+          <w:tab/>
+        </w:r>
+        <w:r>
+          <w:rPr>
+            <w:noProof/>
+            <w:webHidden/>
+          </w:rPr>
+          <w:fldChar w:fldCharType="begin"/>
+        </w:r>
+        <w:r>
+          <w:rPr>
+            <w:noProof/>
+            <w:webHidden/>
+          </w:rPr>
+          <w:instrText xml:space="preserve"> PAGEREF _Toc243988600 \h </w:instrText>
+        </w:r>
+        <w:r>
+          <w:rPr>
+            <w:noProof/>
+            <w:webHidden/>
+          </w:rPr>
+        </w:r>
+        <w:r>
+          <w:rPr>
+            <w:noProof/>
+            <w:webHidden/>
+          </w:rPr>
+          <w:fldChar w:fldCharType="separate"/>
+        </w:r>
+        <w:r>
+          <w:rPr>
+            <w:noProof/>
+            <w:webHidden/>
+          </w:rPr>
+          <w:t>16</w:t>
+        </w:r>
+        <w:r>
+          <w:rPr>
+            <w:noProof/>
+            <w:webHidden/>
+          </w:rPr>
+          <w:fldChar w:fldCharType="end"/>
+        </w:r>
+      </w:hyperlink>
+    </w:p>
+    <w:p>
+      <w:pPr>
+        <w:pStyle w:val="Tabladeilustraciones"/>
+        <w:tabs>
+          <w:tab w:val="right" w:leader="dot" w:pos="9020"/>
+        </w:tabs>
+        <w:rPr>
+          <w:rFonts w:asciiTheme="minorHAnsi" w:eastAsiaTheme="minorEastAsia" w:hAnsiTheme="minorHAnsi" w:cstheme="minorBidi"/>
+          <w:noProof/>
+          <w:sz w:val="22"/>
+          <w:lang w:val="es-MX" w:eastAsia="es-MX"/>
+        </w:rPr>
+      </w:pPr>
+      <w:hyperlink w:anchor="_Toc243988601" w:history="1">
+        <w:r>
+          <w:rPr>
+            <w:rStyle w:val="Hipervnculo"/>
+            <w:b/>
+            <w:bCs/>
+            <w:noProof/>
+          </w:rPr>
+          <w:t>Tabla 22. Requerimiento no funcional Protocolo de Arquitectura (SOAP)</w:t>
+        </w:r>
+        <w:r>
+          <w:rPr>
+            <w:noProof/>
+            <w:webHidden/>
+          </w:rPr>
+          <w:tab/>
+        </w:r>
+        <w:r>
+          <w:rPr>
+            <w:noProof/>
+            <w:webHidden/>
+          </w:rPr>
+          <w:fldChar w:fldCharType="begin"/>
+        </w:r>
+        <w:r>
+          <w:rPr>
+            <w:noProof/>
+            <w:webHidden/>
+          </w:rPr>
+          <w:instrText xml:space="preserve"> PAGEREF _Toc243988601 \h </w:instrText>
         </w:r>
         <w:r>
           <w:rPr>
@@ -8136,13 +9198,15 @@
           <w:lang w:val="es-MX" w:eastAsia="es-MX"/>
         </w:rPr>
       </w:pPr>
-      <w:hyperlink w:anchor="_Toc242892567" w:history="1">
+      <w:hyperlink w:anchor="_Toc243988602" w:history="1">
         <w:r>
           <w:rPr>
             <w:rStyle w:val="Hipervnculo"/>
+            <w:b/>
+            <w:bCs/>
             <w:noProof/>
           </w:rPr>
-          <w:t>Tabla 8. Realizar conversiones</w:t>
+          <w:t>Tabla 23. Requerimiento no funcional Especificación de Software.</w:t>
         </w:r>
         <w:r>
           <w:rPr>
@@ -8163,7 +9227,7 @@
             <w:noProof/>
             <w:webHidden/>
           </w:rPr>
-          <w:instrText xml:space="preserve"> PAGEREF _Toc242892567 \h </w:instrText>
+          <w:instrText xml:space="preserve"> PAGEREF _Toc243988602 \h </w:instrText>
         </w:r>
         <w:r>
           <w:rPr>
@@ -8207,1076 +9271,7 @@
           <w:lang w:val="es-MX" w:eastAsia="es-MX"/>
         </w:rPr>
       </w:pPr>
-      <w:hyperlink w:anchor="_Toc242892568" w:history="1">
-        <w:r>
-          <w:rPr>
-            <w:rStyle w:val="Hipervnculo"/>
-            <w:noProof/>
-          </w:rPr>
-          <w:t>Tabla 9. Consultar el catálogo de unidades</w:t>
-        </w:r>
-        <w:r>
-          <w:rPr>
-            <w:noProof/>
-            <w:webHidden/>
-          </w:rPr>
-          <w:tab/>
-        </w:r>
-        <w:r>
-          <w:rPr>
-            <w:noProof/>
-            <w:webHidden/>
-          </w:rPr>
-          <w:fldChar w:fldCharType="begin"/>
-        </w:r>
-        <w:r>
-          <w:rPr>
-            <w:noProof/>
-            <w:webHidden/>
-          </w:rPr>
-          <w:instrText xml:space="preserve"> PAGEREF _Toc242892568 \h </w:instrText>
-        </w:r>
-        <w:r>
-          <w:rPr>
-            <w:noProof/>
-            <w:webHidden/>
-          </w:rPr>
-        </w:r>
-        <w:r>
-          <w:rPr>
-            <w:noProof/>
-            <w:webHidden/>
-          </w:rPr>
-          <w:fldChar w:fldCharType="separate"/>
-        </w:r>
-        <w:r>
-          <w:rPr>
-            <w:noProof/>
-            <w:webHidden/>
-          </w:rPr>
-          <w:t>17</w:t>
-        </w:r>
-        <w:r>
-          <w:rPr>
-            <w:noProof/>
-            <w:webHidden/>
-          </w:rPr>
-          <w:fldChar w:fldCharType="end"/>
-        </w:r>
-      </w:hyperlink>
-    </w:p>
-    <w:p>
-      <w:pPr>
-        <w:pStyle w:val="Tabladeilustraciones"/>
-        <w:tabs>
-          <w:tab w:val="right" w:leader="dot" w:pos="9020"/>
-        </w:tabs>
-        <w:rPr>
-          <w:rFonts w:asciiTheme="minorHAnsi" w:eastAsiaTheme="minorEastAsia" w:hAnsiTheme="minorHAnsi" w:cstheme="minorBidi"/>
-          <w:noProof/>
-          <w:sz w:val="22"/>
-          <w:lang w:val="es-MX" w:eastAsia="es-MX"/>
-        </w:rPr>
-      </w:pPr>
-      <w:hyperlink w:anchor="_Toc242892569" w:history="1">
-        <w:r>
-          <w:rPr>
-            <w:rStyle w:val="Hipervnculo"/>
-            <w:noProof/>
-          </w:rPr>
-          <w:t>Tabla 10. Actor Usuario</w:t>
-        </w:r>
-        <w:r>
-          <w:rPr>
-            <w:noProof/>
-            <w:webHidden/>
-          </w:rPr>
-          <w:tab/>
-        </w:r>
-        <w:r>
-          <w:rPr>
-            <w:noProof/>
-            <w:webHidden/>
-          </w:rPr>
-          <w:fldChar w:fldCharType="begin"/>
-        </w:r>
-        <w:r>
-          <w:rPr>
-            <w:noProof/>
-            <w:webHidden/>
-          </w:rPr>
-          <w:instrText xml:space="preserve"> PAGEREF _Toc242892569 \h </w:instrText>
-        </w:r>
-        <w:r>
-          <w:rPr>
-            <w:noProof/>
-            <w:webHidden/>
-          </w:rPr>
-        </w:r>
-        <w:r>
-          <w:rPr>
-            <w:noProof/>
-            <w:webHidden/>
-          </w:rPr>
-          <w:fldChar w:fldCharType="separate"/>
-        </w:r>
-        <w:r>
-          <w:rPr>
-            <w:noProof/>
-            <w:webHidden/>
-          </w:rPr>
-          <w:t>17</w:t>
-        </w:r>
-        <w:r>
-          <w:rPr>
-            <w:noProof/>
-            <w:webHidden/>
-          </w:rPr>
-          <w:fldChar w:fldCharType="end"/>
-        </w:r>
-      </w:hyperlink>
-    </w:p>
-    <w:p>
-      <w:pPr>
-        <w:pStyle w:val="Tabladeilustraciones"/>
-        <w:tabs>
-          <w:tab w:val="right" w:leader="dot" w:pos="9020"/>
-        </w:tabs>
-        <w:rPr>
-          <w:rFonts w:asciiTheme="minorHAnsi" w:eastAsiaTheme="minorEastAsia" w:hAnsiTheme="minorHAnsi" w:cstheme="minorBidi"/>
-          <w:noProof/>
-          <w:sz w:val="22"/>
-          <w:lang w:val="es-MX" w:eastAsia="es-MX"/>
-        </w:rPr>
-      </w:pPr>
-      <w:hyperlink w:anchor="_Toc242892570" w:history="1">
-        <w:r>
-          <w:rPr>
-            <w:rStyle w:val="Hipervnculo"/>
-            <w:noProof/>
-          </w:rPr>
-          <w:t>Tabla 11. Actor Cliente Consola</w:t>
-        </w:r>
-        <w:r>
-          <w:rPr>
-            <w:noProof/>
-            <w:webHidden/>
-          </w:rPr>
-          <w:tab/>
-        </w:r>
-        <w:r>
-          <w:rPr>
-            <w:noProof/>
-            <w:webHidden/>
-          </w:rPr>
-          <w:fldChar w:fldCharType="begin"/>
-        </w:r>
-        <w:r>
-          <w:rPr>
-            <w:noProof/>
-            <w:webHidden/>
-          </w:rPr>
-          <w:instrText xml:space="preserve"> PAGEREF _Toc242892570 \h </w:instrText>
-        </w:r>
-        <w:r>
-          <w:rPr>
-            <w:noProof/>
-            <w:webHidden/>
-          </w:rPr>
-        </w:r>
-        <w:r>
-          <w:rPr>
-            <w:noProof/>
-            <w:webHidden/>
-          </w:rPr>
-          <w:fldChar w:fldCharType="separate"/>
-        </w:r>
-        <w:r>
-          <w:rPr>
-            <w:noProof/>
-            <w:webHidden/>
-          </w:rPr>
-          <w:t>18</w:t>
-        </w:r>
-        <w:r>
-          <w:rPr>
-            <w:noProof/>
-            <w:webHidden/>
-          </w:rPr>
-          <w:fldChar w:fldCharType="end"/>
-        </w:r>
-      </w:hyperlink>
-    </w:p>
-    <w:p>
-      <w:pPr>
-        <w:pStyle w:val="Tabladeilustraciones"/>
-        <w:tabs>
-          <w:tab w:val="right" w:leader="dot" w:pos="9020"/>
-        </w:tabs>
-        <w:rPr>
-          <w:rFonts w:asciiTheme="minorHAnsi" w:eastAsiaTheme="minorEastAsia" w:hAnsiTheme="minorHAnsi" w:cstheme="minorBidi"/>
-          <w:noProof/>
-          <w:sz w:val="22"/>
-          <w:lang w:val="es-MX" w:eastAsia="es-MX"/>
-        </w:rPr>
-      </w:pPr>
-      <w:hyperlink w:anchor="_Toc242892571" w:history="1">
-        <w:r>
-          <w:rPr>
-            <w:rStyle w:val="Hipervnculo"/>
-            <w:noProof/>
-          </w:rPr>
-          <w:t>Tabla 12. Actor Cliente Escritorio</w:t>
-        </w:r>
-        <w:r>
-          <w:rPr>
-            <w:noProof/>
-            <w:webHidden/>
-          </w:rPr>
-          <w:tab/>
-        </w:r>
-        <w:r>
-          <w:rPr>
-            <w:noProof/>
-            <w:webHidden/>
-          </w:rPr>
-          <w:fldChar w:fldCharType="begin"/>
-        </w:r>
-        <w:r>
-          <w:rPr>
-            <w:noProof/>
-            <w:webHidden/>
-          </w:rPr>
-          <w:instrText xml:space="preserve"> PAGEREF _Toc242892571 \h </w:instrText>
-        </w:r>
-        <w:r>
-          <w:rPr>
-            <w:noProof/>
-            <w:webHidden/>
-          </w:rPr>
-        </w:r>
-        <w:r>
-          <w:rPr>
-            <w:noProof/>
-            <w:webHidden/>
-          </w:rPr>
-          <w:fldChar w:fldCharType="separate"/>
-        </w:r>
-        <w:r>
-          <w:rPr>
-            <w:noProof/>
-            <w:webHidden/>
-          </w:rPr>
-          <w:t>18</w:t>
-        </w:r>
-        <w:r>
-          <w:rPr>
-            <w:noProof/>
-            <w:webHidden/>
-          </w:rPr>
-          <w:fldChar w:fldCharType="end"/>
-        </w:r>
-      </w:hyperlink>
-    </w:p>
-    <w:p>
-      <w:pPr>
-        <w:pStyle w:val="Tabladeilustraciones"/>
-        <w:tabs>
-          <w:tab w:val="right" w:leader="dot" w:pos="9020"/>
-        </w:tabs>
-        <w:rPr>
-          <w:rFonts w:asciiTheme="minorHAnsi" w:eastAsiaTheme="minorEastAsia" w:hAnsiTheme="minorHAnsi" w:cstheme="minorBidi"/>
-          <w:noProof/>
-          <w:sz w:val="22"/>
-          <w:lang w:val="es-MX" w:eastAsia="es-MX"/>
-        </w:rPr>
-      </w:pPr>
-      <w:hyperlink w:anchor="_Toc242892572" w:history="1">
-        <w:r>
-          <w:rPr>
-            <w:rStyle w:val="Hipervnculo"/>
-            <w:noProof/>
-          </w:rPr>
-          <w:t>Tabla 13. Actor Cliente Web</w:t>
-        </w:r>
-        <w:r>
-          <w:rPr>
-            <w:noProof/>
-            <w:webHidden/>
-          </w:rPr>
-          <w:tab/>
-        </w:r>
-        <w:r>
-          <w:rPr>
-            <w:noProof/>
-            <w:webHidden/>
-          </w:rPr>
-          <w:fldChar w:fldCharType="begin"/>
-        </w:r>
-        <w:r>
-          <w:rPr>
-            <w:noProof/>
-            <w:webHidden/>
-          </w:rPr>
-          <w:instrText xml:space="preserve"> PAGEREF _Toc242892572 \h </w:instrText>
-        </w:r>
-        <w:r>
-          <w:rPr>
-            <w:noProof/>
-            <w:webHidden/>
-          </w:rPr>
-        </w:r>
-        <w:r>
-          <w:rPr>
-            <w:noProof/>
-            <w:webHidden/>
-          </w:rPr>
-          <w:fldChar w:fldCharType="separate"/>
-        </w:r>
-        <w:r>
-          <w:rPr>
-            <w:noProof/>
-            <w:webHidden/>
-          </w:rPr>
-          <w:t>18</w:t>
-        </w:r>
-        <w:r>
-          <w:rPr>
-            <w:noProof/>
-            <w:webHidden/>
-          </w:rPr>
-          <w:fldChar w:fldCharType="end"/>
-        </w:r>
-      </w:hyperlink>
-    </w:p>
-    <w:p>
-      <w:pPr>
-        <w:pStyle w:val="Tabladeilustraciones"/>
-        <w:tabs>
-          <w:tab w:val="right" w:leader="dot" w:pos="9020"/>
-        </w:tabs>
-        <w:rPr>
-          <w:rFonts w:asciiTheme="minorHAnsi" w:eastAsiaTheme="minorEastAsia" w:hAnsiTheme="minorHAnsi" w:cstheme="minorBidi"/>
-          <w:noProof/>
-          <w:sz w:val="22"/>
-          <w:lang w:val="es-MX" w:eastAsia="es-MX"/>
-        </w:rPr>
-      </w:pPr>
-      <w:hyperlink w:anchor="_Toc242892573" w:history="1">
-        <w:r>
-          <w:rPr>
-            <w:rStyle w:val="Hipervnculo"/>
-            <w:noProof/>
-          </w:rPr>
-          <w:t>Tabla 14. Actor Cliente Móvil Android</w:t>
-        </w:r>
-        <w:r>
-          <w:rPr>
-            <w:noProof/>
-            <w:webHidden/>
-          </w:rPr>
-          <w:tab/>
-        </w:r>
-        <w:r>
-          <w:rPr>
-            <w:noProof/>
-            <w:webHidden/>
-          </w:rPr>
-          <w:fldChar w:fldCharType="begin"/>
-        </w:r>
-        <w:r>
-          <w:rPr>
-            <w:noProof/>
-            <w:webHidden/>
-          </w:rPr>
-          <w:instrText xml:space="preserve"> PAGEREF _Toc242892573 \h </w:instrText>
-        </w:r>
-        <w:r>
-          <w:rPr>
-            <w:noProof/>
-            <w:webHidden/>
-          </w:rPr>
-        </w:r>
-        <w:r>
-          <w:rPr>
-            <w:noProof/>
-            <w:webHidden/>
-          </w:rPr>
-          <w:fldChar w:fldCharType="separate"/>
-        </w:r>
-        <w:r>
-          <w:rPr>
-            <w:noProof/>
-            <w:webHidden/>
-          </w:rPr>
-          <w:t>18</w:t>
-        </w:r>
-        <w:r>
-          <w:rPr>
-            <w:noProof/>
-            <w:webHidden/>
-          </w:rPr>
-          <w:fldChar w:fldCharType="end"/>
-        </w:r>
-      </w:hyperlink>
-    </w:p>
-    <w:p>
-      <w:pPr>
-        <w:pStyle w:val="Tabladeilustraciones"/>
-        <w:tabs>
-          <w:tab w:val="right" w:leader="dot" w:pos="9020"/>
-        </w:tabs>
-        <w:rPr>
-          <w:rFonts w:asciiTheme="minorHAnsi" w:eastAsiaTheme="minorEastAsia" w:hAnsiTheme="minorHAnsi" w:cstheme="minorBidi"/>
-          <w:noProof/>
-          <w:sz w:val="22"/>
-          <w:lang w:val="es-MX" w:eastAsia="es-MX"/>
-        </w:rPr>
-      </w:pPr>
-      <w:hyperlink w:anchor="_Toc242892574" w:history="1">
-        <w:r>
-          <w:rPr>
-            <w:rStyle w:val="Hipervnculo"/>
-            <w:noProof/>
-          </w:rPr>
-          <w:t>Tabla 15. Lista de requisitos funcionales</w:t>
-        </w:r>
-        <w:r>
-          <w:rPr>
-            <w:noProof/>
-            <w:webHidden/>
-          </w:rPr>
-          <w:tab/>
-        </w:r>
-        <w:r>
-          <w:rPr>
-            <w:noProof/>
-            <w:webHidden/>
-          </w:rPr>
-          <w:fldChar w:fldCharType="begin"/>
-        </w:r>
-        <w:r>
-          <w:rPr>
-            <w:noProof/>
-            <w:webHidden/>
-          </w:rPr>
-          <w:instrText xml:space="preserve"> PAGEREF _Toc242892574 \h </w:instrText>
-        </w:r>
-        <w:r>
-          <w:rPr>
-            <w:noProof/>
-            <w:webHidden/>
-          </w:rPr>
-        </w:r>
-        <w:r>
-          <w:rPr>
-            <w:noProof/>
-            <w:webHidden/>
-          </w:rPr>
-          <w:fldChar w:fldCharType="separate"/>
-        </w:r>
-        <w:r>
-          <w:rPr>
-            <w:noProof/>
-            <w:webHidden/>
-          </w:rPr>
-          <w:t>18</w:t>
-        </w:r>
-        <w:r>
-          <w:rPr>
-            <w:noProof/>
-            <w:webHidden/>
-          </w:rPr>
-          <w:fldChar w:fldCharType="end"/>
-        </w:r>
-      </w:hyperlink>
-    </w:p>
-    <w:p>
-      <w:pPr>
-        <w:pStyle w:val="Tabladeilustraciones"/>
-        <w:tabs>
-          <w:tab w:val="right" w:leader="dot" w:pos="9020"/>
-        </w:tabs>
-        <w:rPr>
-          <w:rFonts w:asciiTheme="minorHAnsi" w:eastAsiaTheme="minorEastAsia" w:hAnsiTheme="minorHAnsi" w:cstheme="minorBidi"/>
-          <w:noProof/>
-          <w:sz w:val="22"/>
-          <w:lang w:val="es-MX" w:eastAsia="es-MX"/>
-        </w:rPr>
-      </w:pPr>
-      <w:hyperlink w:anchor="_Toc242892575" w:history="1">
-        <w:r>
-          <w:rPr>
-            <w:rStyle w:val="Hipervnculo"/>
-            <w:noProof/>
-          </w:rPr>
-          <w:t>Tabla 16. Autenticar Cliente</w:t>
-        </w:r>
-        <w:r>
-          <w:rPr>
-            <w:noProof/>
-            <w:webHidden/>
-          </w:rPr>
-          <w:tab/>
-        </w:r>
-        <w:r>
-          <w:rPr>
-            <w:noProof/>
-            <w:webHidden/>
-          </w:rPr>
-          <w:fldChar w:fldCharType="begin"/>
-        </w:r>
-        <w:r>
-          <w:rPr>
-            <w:noProof/>
-            <w:webHidden/>
-          </w:rPr>
-          <w:instrText xml:space="preserve"> PAGEREF _Toc242892575 \h </w:instrText>
-        </w:r>
-        <w:r>
-          <w:rPr>
-            <w:noProof/>
-            <w:webHidden/>
-          </w:rPr>
-        </w:r>
-        <w:r>
-          <w:rPr>
-            <w:noProof/>
-            <w:webHidden/>
-          </w:rPr>
-          <w:fldChar w:fldCharType="separate"/>
-        </w:r>
-        <w:r>
-          <w:rPr>
-            <w:noProof/>
-            <w:webHidden/>
-          </w:rPr>
-          <w:t>19</w:t>
-        </w:r>
-        <w:r>
-          <w:rPr>
-            <w:noProof/>
-            <w:webHidden/>
-          </w:rPr>
-          <w:fldChar w:fldCharType="end"/>
-        </w:r>
-      </w:hyperlink>
-    </w:p>
-    <w:p>
-      <w:pPr>
-        <w:pStyle w:val="Tabladeilustraciones"/>
-        <w:tabs>
-          <w:tab w:val="right" w:leader="dot" w:pos="9020"/>
-        </w:tabs>
-        <w:rPr>
-          <w:rFonts w:asciiTheme="minorHAnsi" w:eastAsiaTheme="minorEastAsia" w:hAnsiTheme="minorHAnsi" w:cstheme="minorBidi"/>
-          <w:noProof/>
-          <w:sz w:val="22"/>
-          <w:lang w:val="es-MX" w:eastAsia="es-MX"/>
-        </w:rPr>
-      </w:pPr>
-      <w:hyperlink w:anchor="_Toc242892576" w:history="1">
-        <w:r>
-          <w:rPr>
-            <w:rStyle w:val="Hipervnculo"/>
-            <w:noProof/>
-          </w:rPr>
-          <w:t>Tabla 17. Convertir Longitud</w:t>
-        </w:r>
-        <w:r>
-          <w:rPr>
-            <w:noProof/>
-            <w:webHidden/>
-          </w:rPr>
-          <w:tab/>
-        </w:r>
-        <w:r>
-          <w:rPr>
-            <w:noProof/>
-            <w:webHidden/>
-          </w:rPr>
-          <w:fldChar w:fldCharType="begin"/>
-        </w:r>
-        <w:r>
-          <w:rPr>
-            <w:noProof/>
-            <w:webHidden/>
-          </w:rPr>
-          <w:instrText xml:space="preserve"> PAGEREF _Toc242892576 \h </w:instrText>
-        </w:r>
-        <w:r>
-          <w:rPr>
-            <w:noProof/>
-            <w:webHidden/>
-          </w:rPr>
-        </w:r>
-        <w:r>
-          <w:rPr>
-            <w:noProof/>
-            <w:webHidden/>
-          </w:rPr>
-          <w:fldChar w:fldCharType="separate"/>
-        </w:r>
-        <w:r>
-          <w:rPr>
-            <w:noProof/>
-            <w:webHidden/>
-          </w:rPr>
-          <w:t>19</w:t>
-        </w:r>
-        <w:r>
-          <w:rPr>
-            <w:noProof/>
-            <w:webHidden/>
-          </w:rPr>
-          <w:fldChar w:fldCharType="end"/>
-        </w:r>
-      </w:hyperlink>
-    </w:p>
-    <w:p>
-      <w:pPr>
-        <w:pStyle w:val="Tabladeilustraciones"/>
-        <w:tabs>
-          <w:tab w:val="right" w:leader="dot" w:pos="9020"/>
-        </w:tabs>
-        <w:rPr>
-          <w:rFonts w:asciiTheme="minorHAnsi" w:eastAsiaTheme="minorEastAsia" w:hAnsiTheme="minorHAnsi" w:cstheme="minorBidi"/>
-          <w:noProof/>
-          <w:sz w:val="22"/>
-          <w:lang w:val="es-MX" w:eastAsia="es-MX"/>
-        </w:rPr>
-      </w:pPr>
-      <w:hyperlink w:anchor="_Toc242892577" w:history="1">
-        <w:r>
-          <w:rPr>
-            <w:rStyle w:val="Hipervnculo"/>
-            <w:noProof/>
-          </w:rPr>
-          <w:t>Tabla 18. Convertir Masa</w:t>
-        </w:r>
-        <w:r>
-          <w:rPr>
-            <w:noProof/>
-            <w:webHidden/>
-          </w:rPr>
-          <w:tab/>
-        </w:r>
-        <w:r>
-          <w:rPr>
-            <w:noProof/>
-            <w:webHidden/>
-          </w:rPr>
-          <w:fldChar w:fldCharType="begin"/>
-        </w:r>
-        <w:r>
-          <w:rPr>
-            <w:noProof/>
-            <w:webHidden/>
-          </w:rPr>
-          <w:instrText xml:space="preserve"> PAGEREF _Toc242892577 \h </w:instrText>
-        </w:r>
-        <w:r>
-          <w:rPr>
-            <w:noProof/>
-            <w:webHidden/>
-          </w:rPr>
-        </w:r>
-        <w:r>
-          <w:rPr>
-            <w:noProof/>
-            <w:webHidden/>
-          </w:rPr>
-          <w:fldChar w:fldCharType="separate"/>
-        </w:r>
-        <w:r>
-          <w:rPr>
-            <w:noProof/>
-            <w:webHidden/>
-          </w:rPr>
-          <w:t>20</w:t>
-        </w:r>
-        <w:r>
-          <w:rPr>
-            <w:noProof/>
-            <w:webHidden/>
-          </w:rPr>
-          <w:fldChar w:fldCharType="end"/>
-        </w:r>
-      </w:hyperlink>
-    </w:p>
-    <w:p>
-      <w:pPr>
-        <w:pStyle w:val="Tabladeilustraciones"/>
-        <w:tabs>
-          <w:tab w:val="right" w:leader="dot" w:pos="9020"/>
-        </w:tabs>
-        <w:rPr>
-          <w:rFonts w:asciiTheme="minorHAnsi" w:eastAsiaTheme="minorEastAsia" w:hAnsiTheme="minorHAnsi" w:cstheme="minorBidi"/>
-          <w:noProof/>
-          <w:sz w:val="22"/>
-          <w:lang w:val="es-MX" w:eastAsia="es-MX"/>
-        </w:rPr>
-      </w:pPr>
-      <w:hyperlink w:anchor="_Toc242892578" w:history="1">
-        <w:r>
-          <w:rPr>
-            <w:rStyle w:val="Hipervnculo"/>
-            <w:noProof/>
-          </w:rPr>
-          <w:t>Tabla 19. Convertir Temperatura</w:t>
-        </w:r>
-        <w:r>
-          <w:rPr>
-            <w:noProof/>
-            <w:webHidden/>
-          </w:rPr>
-          <w:tab/>
-        </w:r>
-        <w:r>
-          <w:rPr>
-            <w:noProof/>
-            <w:webHidden/>
-          </w:rPr>
-          <w:fldChar w:fldCharType="begin"/>
-        </w:r>
-        <w:r>
-          <w:rPr>
-            <w:noProof/>
-            <w:webHidden/>
-          </w:rPr>
-          <w:instrText xml:space="preserve"> PAGEREF _Toc242892578 \h </w:instrText>
-        </w:r>
-        <w:r>
-          <w:rPr>
-            <w:noProof/>
-            <w:webHidden/>
-          </w:rPr>
-        </w:r>
-        <w:r>
-          <w:rPr>
-            <w:noProof/>
-            <w:webHidden/>
-          </w:rPr>
-          <w:fldChar w:fldCharType="separate"/>
-        </w:r>
-        <w:r>
-          <w:rPr>
-            <w:noProof/>
-            <w:webHidden/>
-          </w:rPr>
-          <w:t>20</w:t>
-        </w:r>
-        <w:r>
-          <w:rPr>
-            <w:noProof/>
-            <w:webHidden/>
-          </w:rPr>
-          <w:fldChar w:fldCharType="end"/>
-        </w:r>
-      </w:hyperlink>
-    </w:p>
-    <w:p>
-      <w:pPr>
-        <w:pStyle w:val="Tabladeilustraciones"/>
-        <w:tabs>
-          <w:tab w:val="right" w:leader="dot" w:pos="9020"/>
-        </w:tabs>
-        <w:rPr>
-          <w:rFonts w:asciiTheme="minorHAnsi" w:eastAsiaTheme="minorEastAsia" w:hAnsiTheme="minorHAnsi" w:cstheme="minorBidi"/>
-          <w:noProof/>
-          <w:sz w:val="22"/>
-          <w:lang w:val="es-MX" w:eastAsia="es-MX"/>
-        </w:rPr>
-      </w:pPr>
-      <w:hyperlink w:anchor="_Toc242892579" w:history="1">
-        <w:r>
-          <w:rPr>
-            <w:rStyle w:val="Hipervnculo"/>
-            <w:noProof/>
-          </w:rPr>
-          <w:t>Tabla 20. Consultar catálogo</w:t>
-        </w:r>
-        <w:r>
-          <w:rPr>
-            <w:noProof/>
-            <w:webHidden/>
-          </w:rPr>
-          <w:tab/>
-        </w:r>
-        <w:r>
-          <w:rPr>
-            <w:noProof/>
-            <w:webHidden/>
-          </w:rPr>
-          <w:fldChar w:fldCharType="begin"/>
-        </w:r>
-        <w:r>
-          <w:rPr>
-            <w:noProof/>
-            <w:webHidden/>
-          </w:rPr>
-          <w:instrText xml:space="preserve"> PAGEREF _Toc242892579 \h </w:instrText>
-        </w:r>
-        <w:r>
-          <w:rPr>
-            <w:noProof/>
-            <w:webHidden/>
-          </w:rPr>
-        </w:r>
-        <w:r>
-          <w:rPr>
-            <w:noProof/>
-            <w:webHidden/>
-          </w:rPr>
-          <w:fldChar w:fldCharType="separate"/>
-        </w:r>
-        <w:r>
-          <w:rPr>
-            <w:noProof/>
-            <w:webHidden/>
-          </w:rPr>
-          <w:t>20</w:t>
-        </w:r>
-        <w:r>
-          <w:rPr>
-            <w:noProof/>
-            <w:webHidden/>
-          </w:rPr>
-          <w:fldChar w:fldCharType="end"/>
-        </w:r>
-      </w:hyperlink>
-    </w:p>
-    <w:p>
-      <w:pPr>
-        <w:pStyle w:val="Tabladeilustraciones"/>
-        <w:tabs>
-          <w:tab w:val="right" w:leader="dot" w:pos="9020"/>
-        </w:tabs>
-        <w:rPr>
-          <w:rFonts w:asciiTheme="minorHAnsi" w:eastAsiaTheme="minorEastAsia" w:hAnsiTheme="minorHAnsi" w:cstheme="minorBidi"/>
-          <w:noProof/>
-          <w:sz w:val="22"/>
-          <w:lang w:val="es-MX" w:eastAsia="es-MX"/>
-        </w:rPr>
-      </w:pPr>
-      <w:hyperlink w:anchor="_Toc242892580" w:history="1">
-        <w:r>
-          <w:rPr>
-            <w:rStyle w:val="Hipervnculo"/>
-            <w:noProof/>
-          </w:rPr>
-          <w:t>Tabla 21. Gestionar errores</w:t>
-        </w:r>
-        <w:r>
-          <w:rPr>
-            <w:noProof/>
-            <w:webHidden/>
-          </w:rPr>
-          <w:tab/>
-        </w:r>
-        <w:r>
-          <w:rPr>
-            <w:noProof/>
-            <w:webHidden/>
-          </w:rPr>
-          <w:fldChar w:fldCharType="begin"/>
-        </w:r>
-        <w:r>
-          <w:rPr>
-            <w:noProof/>
-            <w:webHidden/>
-          </w:rPr>
-          <w:instrText xml:space="preserve"> PAGEREF _Toc242892580 \h </w:instrText>
-        </w:r>
-        <w:r>
-          <w:rPr>
-            <w:noProof/>
-            <w:webHidden/>
-          </w:rPr>
-        </w:r>
-        <w:r>
-          <w:rPr>
-            <w:noProof/>
-            <w:webHidden/>
-          </w:rPr>
-          <w:fldChar w:fldCharType="separate"/>
-        </w:r>
-        <w:r>
-          <w:rPr>
-            <w:noProof/>
-            <w:webHidden/>
-          </w:rPr>
-          <w:t>20</w:t>
-        </w:r>
-        <w:r>
-          <w:rPr>
-            <w:noProof/>
-            <w:webHidden/>
-          </w:rPr>
-          <w:fldChar w:fldCharType="end"/>
-        </w:r>
-      </w:hyperlink>
-    </w:p>
-    <w:p>
-      <w:pPr>
-        <w:pStyle w:val="Tabladeilustraciones"/>
-        <w:tabs>
-          <w:tab w:val="right" w:leader="dot" w:pos="9020"/>
-        </w:tabs>
-        <w:rPr>
-          <w:rFonts w:asciiTheme="minorHAnsi" w:eastAsiaTheme="minorEastAsia" w:hAnsiTheme="minorHAnsi" w:cstheme="minorBidi"/>
-          <w:noProof/>
-          <w:sz w:val="22"/>
-          <w:lang w:val="es-MX" w:eastAsia="es-MX"/>
-        </w:rPr>
-      </w:pPr>
-      <w:hyperlink w:anchor="_Toc242892581" w:history="1">
-        <w:r>
-          <w:rPr>
-            <w:rStyle w:val="Hipervnculo"/>
-            <w:b/>
-            <w:bCs/>
-            <w:noProof/>
-          </w:rPr>
-          <w:t>Tabla 22. Requerimiento no funcional Protocolo de Arquitectura (SOAP)</w:t>
-        </w:r>
-        <w:r>
-          <w:rPr>
-            <w:noProof/>
-            <w:webHidden/>
-          </w:rPr>
-          <w:tab/>
-        </w:r>
-        <w:r>
-          <w:rPr>
-            <w:noProof/>
-            <w:webHidden/>
-          </w:rPr>
-          <w:fldChar w:fldCharType="begin"/>
-        </w:r>
-        <w:r>
-          <w:rPr>
-            <w:noProof/>
-            <w:webHidden/>
-          </w:rPr>
-          <w:instrText xml:space="preserve"> PAGEREF _Toc242892581 \h </w:instrText>
-        </w:r>
-        <w:r>
-          <w:rPr>
-            <w:noProof/>
-            <w:webHidden/>
-          </w:rPr>
-        </w:r>
-        <w:r>
-          <w:rPr>
-            <w:noProof/>
-            <w:webHidden/>
-          </w:rPr>
-          <w:fldChar w:fldCharType="separate"/>
-        </w:r>
-        <w:r>
-          <w:rPr>
-            <w:noProof/>
-            <w:webHidden/>
-          </w:rPr>
-          <w:t>20</w:t>
-        </w:r>
-        <w:r>
-          <w:rPr>
-            <w:noProof/>
-            <w:webHidden/>
-          </w:rPr>
-          <w:fldChar w:fldCharType="end"/>
-        </w:r>
-      </w:hyperlink>
-    </w:p>
-    <w:p>
-      <w:pPr>
-        <w:pStyle w:val="Tabladeilustraciones"/>
-        <w:tabs>
-          <w:tab w:val="right" w:leader="dot" w:pos="9020"/>
-        </w:tabs>
-        <w:rPr>
-          <w:rFonts w:asciiTheme="minorHAnsi" w:eastAsiaTheme="minorEastAsia" w:hAnsiTheme="minorHAnsi" w:cstheme="minorBidi"/>
-          <w:noProof/>
-          <w:sz w:val="22"/>
-          <w:lang w:val="es-MX" w:eastAsia="es-MX"/>
-        </w:rPr>
-      </w:pPr>
-      <w:hyperlink w:anchor="_Toc242892582" w:history="1">
-        <w:r>
-          <w:rPr>
-            <w:rStyle w:val="Hipervnculo"/>
-            <w:b/>
-            <w:bCs/>
-            <w:noProof/>
-          </w:rPr>
-          <w:t>Tabla 23. Requerimiento no funcional Especificación de Software.</w:t>
-        </w:r>
-        <w:r>
-          <w:rPr>
-            <w:noProof/>
-            <w:webHidden/>
-          </w:rPr>
-          <w:tab/>
-        </w:r>
-        <w:r>
-          <w:rPr>
-            <w:noProof/>
-            <w:webHidden/>
-          </w:rPr>
-          <w:fldChar w:fldCharType="begin"/>
-        </w:r>
-        <w:r>
-          <w:rPr>
-            <w:noProof/>
-            <w:webHidden/>
-          </w:rPr>
-          <w:instrText xml:space="preserve"> PAGEREF _Toc242892582 \h </w:instrText>
-        </w:r>
-        <w:r>
-          <w:rPr>
-            <w:noProof/>
-            <w:webHidden/>
-          </w:rPr>
-        </w:r>
-        <w:r>
-          <w:rPr>
-            <w:noProof/>
-            <w:webHidden/>
-          </w:rPr>
-          <w:fldChar w:fldCharType="separate"/>
-        </w:r>
-        <w:r>
-          <w:rPr>
-            <w:noProof/>
-            <w:webHidden/>
-          </w:rPr>
-          <w:t>21</w:t>
-        </w:r>
-        <w:r>
-          <w:rPr>
-            <w:noProof/>
-            <w:webHidden/>
-          </w:rPr>
-          <w:fldChar w:fldCharType="end"/>
-        </w:r>
-      </w:hyperlink>
-    </w:p>
-    <w:p>
-      <w:pPr>
-        <w:pStyle w:val="Tabladeilustraciones"/>
-        <w:tabs>
-          <w:tab w:val="right" w:leader="dot" w:pos="9020"/>
-        </w:tabs>
-        <w:rPr>
-          <w:rFonts w:asciiTheme="minorHAnsi" w:eastAsiaTheme="minorEastAsia" w:hAnsiTheme="minorHAnsi" w:cstheme="minorBidi"/>
-          <w:noProof/>
-          <w:sz w:val="22"/>
-          <w:lang w:val="es-MX" w:eastAsia="es-MX"/>
-        </w:rPr>
-      </w:pPr>
-      <w:hyperlink w:anchor="_Toc242892583" w:history="1">
+      <w:hyperlink w:anchor="_Toc243988603" w:history="1">
         <w:r>
           <w:rPr>
             <w:rStyle w:val="Hipervnculo"/>
@@ -9312,7 +9307,7 @@
             <w:noProof/>
             <w:webHidden/>
           </w:rPr>
-          <w:instrText xml:space="preserve"> PAGEREF _Toc242892583 \h </w:instrText>
+          <w:instrText xml:space="preserve"> PAGEREF _Toc243988603 \h </w:instrText>
         </w:r>
         <w:r>
           <w:rPr>
@@ -9332,7 +9327,7 @@
             <w:noProof/>
             <w:webHidden/>
           </w:rPr>
-          <w:t>21</w:t>
+          <w:t>17</w:t>
         </w:r>
         <w:r>
           <w:rPr>
@@ -9356,7 +9351,7 @@
           <w:lang w:val="es-MX" w:eastAsia="es-MX"/>
         </w:rPr>
       </w:pPr>
-      <w:hyperlink w:anchor="_Toc242892584" w:history="1">
+      <w:hyperlink w:anchor="_Toc243988604" w:history="1">
         <w:r>
           <w:rPr>
             <w:rStyle w:val="Hipervnculo"/>
@@ -9385,7 +9380,7 @@
             <w:noProof/>
             <w:webHidden/>
           </w:rPr>
-          <w:instrText xml:space="preserve"> PAGEREF _Toc242892584 \h </w:instrText>
+          <w:instrText xml:space="preserve"> PAGEREF _Toc243988604 \h </w:instrText>
         </w:r>
         <w:r>
           <w:rPr>
@@ -9405,7 +9400,7 @@
             <w:noProof/>
             <w:webHidden/>
           </w:rPr>
-          <w:t>21</w:t>
+          <w:t>17</w:t>
         </w:r>
         <w:r>
           <w:rPr>
@@ -9429,7 +9424,7 @@
           <w:lang w:val="es-MX" w:eastAsia="es-MX"/>
         </w:rPr>
       </w:pPr>
-      <w:hyperlink w:anchor="_Toc242892585" w:history="1">
+      <w:hyperlink w:anchor="_Toc243988605" w:history="1">
         <w:r>
           <w:rPr>
             <w:rStyle w:val="Hipervnculo"/>
@@ -9458,7 +9453,7 @@
             <w:noProof/>
             <w:webHidden/>
           </w:rPr>
-          <w:instrText xml:space="preserve"> PAGEREF _Toc242892585 \h </w:instrText>
+          <w:instrText xml:space="preserve"> PAGEREF _Toc243988605 \h </w:instrText>
         </w:r>
         <w:r>
           <w:rPr>
@@ -9478,7 +9473,7 @@
             <w:noProof/>
             <w:webHidden/>
           </w:rPr>
-          <w:t>21</w:t>
+          <w:t>17</w:t>
         </w:r>
         <w:r>
           <w:rPr>
@@ -9502,7 +9497,7 @@
           <w:lang w:val="es-MX" w:eastAsia="es-MX"/>
         </w:rPr>
       </w:pPr>
-      <w:hyperlink w:anchor="_Toc242892586" w:history="1">
+      <w:hyperlink w:anchor="_Toc243988606" w:history="1">
         <w:r>
           <w:rPr>
             <w:rStyle w:val="Hipervnculo"/>
@@ -9531,7 +9526,7 @@
             <w:noProof/>
             <w:webHidden/>
           </w:rPr>
-          <w:instrText xml:space="preserve"> PAGEREF _Toc242892586 \h </w:instrText>
+          <w:instrText xml:space="preserve"> PAGEREF _Toc243988606 \h </w:instrText>
         </w:r>
         <w:r>
           <w:rPr>
@@ -9551,7 +9546,7 @@
             <w:noProof/>
             <w:webHidden/>
           </w:rPr>
-          <w:t>21</w:t>
+          <w:t>18</w:t>
         </w:r>
         <w:r>
           <w:rPr>
@@ -9575,7 +9570,7 @@
           <w:lang w:val="es-MX" w:eastAsia="es-MX"/>
         </w:rPr>
       </w:pPr>
-      <w:hyperlink w:anchor="_Toc242892587" w:history="1">
+      <w:hyperlink w:anchor="_Toc243988607" w:history="1">
         <w:r>
           <w:rPr>
             <w:rStyle w:val="Hipervnculo"/>
@@ -9604,7 +9599,7 @@
             <w:noProof/>
             <w:webHidden/>
           </w:rPr>
-          <w:instrText xml:space="preserve"> PAGEREF _Toc242892587 \h </w:instrText>
+          <w:instrText xml:space="preserve"> PAGEREF _Toc243988607 \h </w:instrText>
         </w:r>
         <w:r>
           <w:rPr>
@@ -9624,7 +9619,7 @@
             <w:noProof/>
             <w:webHidden/>
           </w:rPr>
-          <w:t>21</w:t>
+          <w:t>18</w:t>
         </w:r>
         <w:r>
           <w:rPr>
@@ -9659,11 +9654,7 @@
         <w:t>área) en</w:t>
       </w:r>
       <w:r>
-        <w:t xml:space="preserve"> tiempo real, accediendo desde múltiples canales: aplicación de consola, aplicación de escritorio, aplicación web y aplicación </w:t>
-      </w:r>
-      <w:r>
-        <w:lastRenderedPageBreak/>
-        <w:t>móvil. El sistema deberá modernizar la forma en que los usuarios obtienen equivalencias de unidades al centralizar la lógica de conversión en una capa de servicios robusta y permitir la interoperabilidad entre los distintos clientes.</w:t>
+        <w:t xml:space="preserve"> tiempo real, accediendo desde múltiples canales: aplicación de consola, aplicación de escritorio, aplicación web y aplicación móvil. El sistema deberá modernizar la forma en que los usuarios obtienen equivalencias de unidades al centralizar la lógica de conversión en una capa de servicios robusta y permitir la interoperabilidad entre los distintos clientes.</w:t>
       </w:r>
     </w:p>
     <w:p>
@@ -9698,7 +9689,11 @@
         </w:numPr>
       </w:pPr>
       <w:r>
-        <w:t>Catálogo de Unidades: El sistema mantiene un catálogo organizado de categorías (longitud, peso, volumen, tiempo, temperatura, área) y para cada categoría, un conjunto de unidades con su factor de conversión a una unidad base.</w:t>
+        <w:t xml:space="preserve">Catálogo de Unidades: El sistema mantiene un catálogo organizado de categorías (longitud, peso, volumen, tiempo, temperatura, área) y para cada categoría, un conjunto de unidades con su factor de conversión a una unidad </w:t>
+      </w:r>
+      <w:r>
+        <w:lastRenderedPageBreak/>
+        <w:t>base.</w:t>
       </w:r>
     </w:p>
     <w:p>
@@ -9878,6 +9873,7 @@
     </w:p>
     <w:p>
       <w:r>
+        <w:lastRenderedPageBreak/>
         <w:t>•</w:t>
       </w:r>
       <w:r>
@@ -9892,15 +9888,6 @@
       <w:r>
         <w:tab/>
         <w:t>Para conversiones no lineales (temperatura entre °C, °F y K), el sistema aplica fórmulas matemáticas específicas.</w:t>
-      </w:r>
-    </w:p>
-    <w:p>
-      <w:r>
-        <w:t>•</w:t>
-      </w:r>
-      <w:r>
-        <w:tab/>
-        <w:t>Para conversiones de divisas, el sistema consume un servicio externo SOAP/REST que retorna los tipos de cambio actualizados en tiempo real.</w:t>
       </w:r>
     </w:p>
     <w:p>
@@ -9913,6 +9900,7 @@
     <w:p>
       <w:pPr>
         <w:sectPr>
+          <w:type w:val="continuous"/>
           <w:pgSz w:w="11910" w:h="16840"/>
           <w:pgMar w:top="1440" w:right="1440" w:bottom="1440" w:left="1440" w:header="0" w:footer="996" w:gutter="0"/>
           <w:pgBorders w:offsetFrom="page">
@@ -9936,10 +9924,9 @@
         <w:spacing w:before="0" w:after="0" w:line="240" w:lineRule="auto"/>
       </w:pPr>
       <w:bookmarkStart w:id="3" w:name="_bookmark1"/>
-      <w:bookmarkStart w:id="4" w:name="_Toc242892520"/>
+      <w:bookmarkStart w:id="4" w:name="_Toc243988540"/>
       <w:bookmarkEnd w:id="3"/>
       <w:r>
-        <w:lastRenderedPageBreak/>
         <w:t>Introducción</w:t>
       </w:r>
       <w:bookmarkEnd w:id="4"/>
@@ -9976,7 +9963,7 @@
         <w:spacing w:before="0" w:after="0" w:line="240" w:lineRule="auto"/>
       </w:pPr>
       <w:bookmarkStart w:id="5" w:name="_bookmark2"/>
-      <w:bookmarkStart w:id="6" w:name="_Toc242892521"/>
+      <w:bookmarkStart w:id="6" w:name="_Toc243988541"/>
       <w:bookmarkEnd w:id="5"/>
       <w:r>
         <w:t>Propósito</w:t>
@@ -10055,7 +10042,7 @@
         <w:spacing w:before="0" w:after="0" w:line="240" w:lineRule="auto"/>
       </w:pPr>
       <w:bookmarkStart w:id="8" w:name="_bookmark3"/>
-      <w:bookmarkStart w:id="9" w:name="_Toc242892522"/>
+      <w:bookmarkStart w:id="9" w:name="_Toc243988542"/>
       <w:bookmarkEnd w:id="8"/>
       <w:r>
         <w:t>Alcance</w:t>
@@ -10208,6 +10195,7 @@
         <w:spacing w:before="0" w:after="0"/>
       </w:pPr>
       <w:r>
+        <w:lastRenderedPageBreak/>
         <w:t>Consulta del catálogo de categorías y unidades.</w:t>
       </w:r>
     </w:p>
@@ -10257,11 +10245,7 @@
         <w:spacing w:before="0" w:after="0"/>
       </w:pPr>
       <w:r>
-        <w:t xml:space="preserve">De esta forma, las aplicaciones cliente pueden consumir el mismo servicio uniformemente y se asegura la integridad con un token de acceso, evitando la duplicación de código y </w:t>
-      </w:r>
-      <w:r>
-        <w:lastRenderedPageBreak/>
-        <w:t xml:space="preserve">simplificando el desarrollo. </w:t>
+        <w:t xml:space="preserve">De esta forma, las aplicaciones cliente pueden consumir el mismo servicio uniformemente y se asegura la integridad con un token de acceso, evitando la duplicación de código y simplificando el desarrollo. </w:t>
       </w:r>
     </w:p>
     <w:p>
@@ -10269,9 +10253,6 @@
         <w:spacing w:before="0" w:after="0"/>
         <w:jc w:val="left"/>
       </w:pPr>
-      <w:r>
-        <w:br w:type="page"/>
-      </w:r>
     </w:p>
     <w:p>
       <w:pPr>
@@ -10282,10 +10263,9 @@
         </w:numPr>
       </w:pPr>
       <w:bookmarkStart w:id="10" w:name="_bookmark4"/>
-      <w:bookmarkStart w:id="11" w:name="_Toc242892523"/>
+      <w:bookmarkStart w:id="11" w:name="_Toc243988543"/>
       <w:bookmarkEnd w:id="10"/>
       <w:r>
-        <w:lastRenderedPageBreak/>
         <w:t>Definiciones, Acrónimos y Abreviaturas</w:t>
       </w:r>
       <w:bookmarkEnd w:id="11"/>
@@ -10298,7 +10278,7 @@
           <w:numId w:val="20"/>
         </w:numPr>
       </w:pPr>
-      <w:bookmarkStart w:id="12" w:name="_Toc242892524"/>
+      <w:bookmarkStart w:id="12" w:name="_Toc243988544"/>
       <w:r>
         <w:t>Definiciones</w:t>
       </w:r>
@@ -10308,7 +10288,7 @@
       <w:pPr>
         <w:pStyle w:val="Descripcin"/>
       </w:pPr>
-      <w:bookmarkStart w:id="13" w:name="_Toc242892560"/>
+      <w:bookmarkStart w:id="13" w:name="_Toc243988580"/>
       <w:r>
         <w:t xml:space="preserve">Tabla </w:t>
       </w:r>
@@ -10753,6 +10733,7 @@
               <w:rPr>
                 <w:rFonts w:cs="Arial Narrow"/>
               </w:rPr>
+              <w:lastRenderedPageBreak/>
               <w:t>IDE de desarrollo</w:t>
             </w:r>
             <w:bookmarkEnd w:id="16"/>
@@ -10885,7 +10866,7 @@
           <w:numId w:val="20"/>
         </w:numPr>
       </w:pPr>
-      <w:bookmarkStart w:id="23" w:name="_Toc242892525"/>
+      <w:bookmarkStart w:id="23" w:name="_Toc243988545"/>
       <w:r>
         <w:t>Acrónimos y abreviaturas</w:t>
       </w:r>
@@ -10896,7 +10877,7 @@
       <w:pPr>
         <w:pStyle w:val="Descripcin"/>
       </w:pPr>
-      <w:bookmarkStart w:id="24" w:name="_Toc242892561"/>
+      <w:bookmarkStart w:id="24" w:name="_Toc243988581"/>
       <w:r>
         <w:t xml:space="preserve">Tabla </w:t>
       </w:r>
@@ -11015,7 +10996,6 @@
               <w:rPr>
                 <w:rFonts w:cs="Arial Narrow"/>
               </w:rPr>
-              <w:lastRenderedPageBreak/>
               <w:t>SOA</w:t>
             </w:r>
           </w:p>
@@ -11393,7 +11373,7 @@
           <w:numId w:val="20"/>
         </w:numPr>
       </w:pPr>
-      <w:bookmarkStart w:id="27" w:name="_Toc242892526"/>
+      <w:bookmarkStart w:id="27" w:name="_Toc243988546"/>
       <w:r>
         <w:t>Referencias</w:t>
       </w:r>
@@ -11403,7 +11383,7 @@
       <w:pPr>
         <w:pStyle w:val="Descripcin"/>
       </w:pPr>
-      <w:bookmarkStart w:id="28" w:name="_Toc242892562"/>
+      <w:bookmarkStart w:id="28" w:name="_Toc243988582"/>
       <w:r>
         <w:t xml:space="preserve">Tabla </w:t>
       </w:r>
@@ -11688,7 +11668,14 @@
               <w:rPr>
                 <w:rFonts w:asciiTheme="minorHAnsi" w:hAnsiTheme="minorHAnsi" w:cstheme="minorHAnsi"/>
               </w:rPr>
-              <w:t>Taller de casos de uso: Conversión de Unidades</w:t>
+              <w:t xml:space="preserve">Taller de casos de uso: Conversión </w:t>
+            </w:r>
+            <w:r>
+              <w:rPr>
+                <w:rFonts w:asciiTheme="minorHAnsi" w:hAnsiTheme="minorHAnsi" w:cstheme="minorHAnsi"/>
+              </w:rPr>
+              <w:lastRenderedPageBreak/>
+              <w:t>de Unidades</w:t>
             </w:r>
           </w:p>
         </w:tc>
@@ -11707,6 +11694,7 @@
               <w:rPr>
                 <w:rFonts w:asciiTheme="minorHAnsi" w:hAnsiTheme="minorHAnsi" w:cstheme="minorHAnsi"/>
               </w:rPr>
+              <w:lastRenderedPageBreak/>
               <w:t>01. UML/01. ERS</w:t>
             </w:r>
           </w:p>
@@ -11867,7 +11855,7 @@
           <w:numId w:val="20"/>
         </w:numPr>
       </w:pPr>
-      <w:bookmarkStart w:id="30" w:name="_Toc242892527"/>
+      <w:bookmarkStart w:id="30" w:name="_Toc243988547"/>
       <w:r>
         <w:t>Visión General del Documento</w:t>
       </w:r>
@@ -11908,14 +11896,7 @@
         <w:rPr>
           <w:rFonts w:cs="Calibri"/>
         </w:rPr>
-        <w:t xml:space="preserve">, con distintos mecanismos de soporte que permitirán realizar </w:t>
-      </w:r>
-      <w:r>
-        <w:rPr>
-          <w:rFonts w:cs="Calibri"/>
-        </w:rPr>
-        <w:lastRenderedPageBreak/>
-        <w:t>las adaptaciones, usos, restricciones y controles a cada sección.</w:t>
+        <w:t>, con distintos mecanismos de soporte que permitirán realizar las adaptaciones, usos, restricciones y controles a cada sección.</w:t>
       </w:r>
     </w:p>
     <w:p>
@@ -11933,7 +11914,7 @@
         <w:spacing w:before="0" w:after="0" w:line="240" w:lineRule="auto"/>
       </w:pPr>
       <w:bookmarkStart w:id="31" w:name="_bookmark7"/>
-      <w:bookmarkStart w:id="32" w:name="_Toc242892528"/>
+      <w:bookmarkStart w:id="32" w:name="_Toc243988548"/>
       <w:bookmarkEnd w:id="31"/>
       <w:r>
         <w:t>Descripción General</w:t>
@@ -11963,7 +11944,7 @@
         </w:numPr>
         <w:spacing w:before="0" w:after="0"/>
       </w:pPr>
-      <w:bookmarkStart w:id="33" w:name="_Toc242892529"/>
+      <w:bookmarkStart w:id="33" w:name="_Toc243988549"/>
       <w:r>
         <w:t>Perspectiva del Producto</w:t>
       </w:r>
@@ -11999,7 +11980,7 @@
         <w:spacing w:before="0" w:after="0"/>
       </w:pPr>
       <w:bookmarkStart w:id="34" w:name="_bookmark9"/>
-      <w:bookmarkStart w:id="35" w:name="_Toc242892530"/>
+      <w:bookmarkStart w:id="35" w:name="_Toc243988550"/>
       <w:bookmarkEnd w:id="34"/>
       <w:r>
         <w:t>Funciones del Producto</w:t>
@@ -12189,7 +12170,14 @@
         <w:rPr>
           <w:rFonts w:cs="Calibri"/>
         </w:rPr>
-        <w:t xml:space="preserve"> estandarizado de respuesta que indique si la operación tuvo éxito, el valor resultante y un mensaje informativo.</w:t>
+        <w:t xml:space="preserve"> estandarizado de respuesta que indique si la </w:t>
+      </w:r>
+      <w:r>
+        <w:rPr>
+          <w:rFonts w:cs="Calibri"/>
+        </w:rPr>
+        <w:lastRenderedPageBreak/>
+        <w:t>operación tuvo éxito, el valor resultante y un mensaje informativo.</w:t>
       </w:r>
     </w:p>
     <w:p>
@@ -12215,7 +12203,7 @@
       <w:pPr>
         <w:pStyle w:val="Descripcin"/>
       </w:pPr>
-      <w:bookmarkStart w:id="36" w:name="_Toc242892559"/>
+      <w:bookmarkStart w:id="36" w:name="_Toc243988579"/>
       <w:r>
         <w:rPr>
           <w:noProof/>
@@ -12270,7 +12258,6 @@
         </w:drawing>
       </w:r>
       <w:r>
-        <w:lastRenderedPageBreak/>
         <w:t xml:space="preserve">Ilustración </w:t>
       </w:r>
       <w:r>
@@ -12307,11 +12294,8 @@
           <w:szCs w:val="24"/>
         </w:rPr>
       </w:pPr>
-      <w:r>
-        <w:br w:type="page"/>
-      </w:r>
     </w:p>
-    <w:bookmarkStart w:id="37" w:name="_Toc242892531"/>
+    <w:bookmarkStart w:id="37" w:name="_Toc243988551"/>
     <w:p>
       <w:pPr>
         <w:pStyle w:val="Ttulo2"/>
@@ -12322,7 +12306,6 @@
           <w:noProof/>
           <w:lang w:val="es-EC" w:eastAsia="es-EC"/>
         </w:rPr>
-        <w:lastRenderedPageBreak/>
         <mc:AlternateContent>
           <mc:Choice Requires="wps">
             <w:drawing>
@@ -12436,7 +12419,7 @@
         <w:spacing w:before="0" w:after="0"/>
       </w:pPr>
       <w:bookmarkStart w:id="39" w:name="_bookmark11"/>
-      <w:bookmarkStart w:id="40" w:name="_Toc242892532"/>
+      <w:bookmarkStart w:id="40" w:name="_Toc243988552"/>
       <w:bookmarkEnd w:id="39"/>
       <w:r>
         <w:t>7.</w:t>
@@ -12479,7 +12462,7 @@
         <w:pStyle w:val="Descripcin"/>
         <w:spacing w:before="0" w:after="0"/>
       </w:pPr>
-      <w:bookmarkStart w:id="41" w:name="_Toc242892563"/>
+      <w:bookmarkStart w:id="41" w:name="_Toc243988583"/>
       <w:r>
         <w:t xml:space="preserve">Tabla </w:t>
       </w:r>
@@ -12648,7 +12631,7 @@
         <w:pStyle w:val="Ttulo2"/>
         <w:spacing w:before="0" w:after="0"/>
       </w:pPr>
-      <w:bookmarkStart w:id="43" w:name="_Toc242892533"/>
+      <w:bookmarkStart w:id="43" w:name="_Toc243988553"/>
       <w:r>
         <w:t xml:space="preserve">7.5 </w:t>
       </w:r>
@@ -12671,7 +12654,11 @@
         <w:t>.</w:t>
       </w:r>
       <w:r>
-        <w:t xml:space="preserve"> La interfaz externa principal del sistema es la capa de red que expone al servidor. A través de esta interfaz de red, los cuatro clientes se comunicarán con el servidor para intercambiar los mensajes de autenticación y datos de las conversiones. </w:t>
+        <w:t xml:space="preserve"> La interfaz externa principal del sistema es la capa de red que expone al servidor. A través de esta interfaz de red, los cuatro clientes se comunicarán con el servidor para </w:t>
+      </w:r>
+      <w:r>
+        <w:lastRenderedPageBreak/>
+        <w:t xml:space="preserve">intercambiar los mensajes de autenticación y datos de las conversiones. </w:t>
       </w:r>
     </w:p>
     <w:p>
@@ -12686,7 +12673,7 @@
         <w:pStyle w:val="Ttulo2"/>
         <w:spacing w:before="0" w:after="0"/>
       </w:pPr>
-      <w:bookmarkStart w:id="45" w:name="_Toc242892534"/>
+      <w:bookmarkStart w:id="45" w:name="_Toc243988554"/>
       <w:r>
         <w:t xml:space="preserve">7.6 </w:t>
       </w:r>
@@ -12848,11 +12835,7 @@
         <w:spacing w:before="0" w:after="0"/>
       </w:pPr>
       <w:r>
-        <w:t xml:space="preserve">Se mantiene la restricción de no implementar base de datos, toda la gestión de las conversiones y el control de token se manejará directamente en la memoria y </w:t>
-      </w:r>
-      <w:r>
-        <w:lastRenderedPageBreak/>
-        <w:t xml:space="preserve">lógica del código. </w:t>
+        <w:t xml:space="preserve">Se mantiene la restricción de no implementar base de datos, toda la gestión de las conversiones y el control de token se manejará directamente en la memoria y lógica del código. </w:t>
       </w:r>
     </w:p>
     <w:p>
@@ -12876,7 +12859,7 @@
         <w:spacing w:before="0" w:after="0"/>
       </w:pPr>
       <w:bookmarkStart w:id="46" w:name="_bookmark14"/>
-      <w:bookmarkStart w:id="47" w:name="_Toc242892535"/>
+      <w:bookmarkStart w:id="47" w:name="_Toc243988555"/>
       <w:bookmarkEnd w:id="46"/>
       <w:r>
         <w:t xml:space="preserve">7.7 </w:t>
@@ -12990,7 +12973,7 @@
           <w:numId w:val="20"/>
         </w:numPr>
       </w:pPr>
-      <w:bookmarkStart w:id="49" w:name="_Toc242892536"/>
+      <w:bookmarkStart w:id="49" w:name="_Toc243988556"/>
       <w:r>
         <w:t>Especificación de Requerimientos</w:t>
       </w:r>
@@ -13001,7 +12984,7 @@
         <w:pStyle w:val="Ttulo2"/>
       </w:pPr>
       <w:bookmarkStart w:id="50" w:name="_bookmark16"/>
-      <w:bookmarkStart w:id="51" w:name="_Toc242892537"/>
+      <w:bookmarkStart w:id="51" w:name="_Toc243988557"/>
       <w:bookmarkEnd w:id="50"/>
       <w:r>
         <w:t xml:space="preserve">8.1 </w:t>
@@ -13015,7 +12998,7 @@
       <w:pPr>
         <w:pStyle w:val="Ttulo3"/>
       </w:pPr>
-      <w:bookmarkStart w:id="52" w:name="_Toc242892538"/>
+      <w:bookmarkStart w:id="52" w:name="_Toc243988558"/>
       <w:r>
         <w:t xml:space="preserve">8.1.1 </w:t>
       </w:r>
@@ -13060,8 +13043,9 @@
       <w:pPr>
         <w:pStyle w:val="Ttulo3"/>
       </w:pPr>
-      <w:bookmarkStart w:id="53" w:name="_Toc242892539"/>
-      <w:r>
+      <w:bookmarkStart w:id="53" w:name="_Toc243988559"/>
+      <w:r>
+        <w:lastRenderedPageBreak/>
         <w:t xml:space="preserve">8.1.2 </w:t>
       </w:r>
       <w:r>
@@ -13073,7 +13057,7 @@
       <w:pPr>
         <w:pStyle w:val="Descripcin"/>
       </w:pPr>
-      <w:bookmarkStart w:id="54" w:name="_Toc242892564"/>
+      <w:bookmarkStart w:id="54" w:name="_Toc243988584"/>
       <w:r>
         <w:t xml:space="preserve">Tabla </w:t>
       </w:r>
@@ -13511,7 +13495,6 @@
                 <w:sz w:val="20"/>
                 <w:szCs w:val="20"/>
               </w:rPr>
-              <w:lastRenderedPageBreak/>
               <w:t>Mouse</w:t>
             </w:r>
           </w:p>
@@ -13977,7 +13960,7 @@
       <w:pPr>
         <w:pStyle w:val="Ttulo3"/>
       </w:pPr>
-      <w:bookmarkStart w:id="55" w:name="_Toc242892540"/>
+      <w:bookmarkStart w:id="55" w:name="_Toc243988560"/>
       <w:r>
         <w:t xml:space="preserve">8.1.3 </w:t>
       </w:r>
@@ -13990,7 +13973,7 @@
       <w:pPr>
         <w:pStyle w:val="Descripcin"/>
       </w:pPr>
-      <w:bookmarkStart w:id="56" w:name="_Toc242892565"/>
+      <w:bookmarkStart w:id="56" w:name="_Toc243988585"/>
       <w:r>
         <w:t xml:space="preserve">Tabla </w:t>
       </w:r>
@@ -14148,6 +14131,7 @@
               <w:cnfStyle w:val="000000100000" w:firstRow="0" w:lastRow="0" w:firstColumn="0" w:lastColumn="0" w:oddVBand="0" w:evenVBand="0" w:oddHBand="1" w:evenHBand="0" w:firstRowFirstColumn="0" w:firstRowLastColumn="0" w:lastRowFirstColumn="0" w:lastRowLastColumn="0"/>
             </w:pPr>
             <w:r>
+              <w:lastRenderedPageBreak/>
               <w:t>Distribución: Pagada</w:t>
             </w:r>
           </w:p>
@@ -14175,7 +14159,12 @@
               <w:cnfStyle w:val="000000100000" w:firstRow="0" w:lastRow="0" w:firstColumn="0" w:lastColumn="0" w:oddVBand="0" w:evenVBand="0" w:oddHBand="1" w:evenHBand="0" w:firstRowFirstColumn="0" w:firstRowLastColumn="0" w:lastRowFirstColumn="0" w:lastRowLastColumn="0"/>
             </w:pPr>
             <w:r>
-              <w:t>Windows es el nombre de una familia de distribuciones de software para PC, smartphone, servidores y sistemas empotrados, desarrollados y vendidos por Microsoft y disponibles para múltiples arquitecturas, tales como x86 y ARM</w:t>
+              <w:lastRenderedPageBreak/>
+              <w:t xml:space="preserve">Windows es el nombre de una familia de distribuciones de software para PC, smartphone, </w:t>
+            </w:r>
+            <w:r>
+              <w:lastRenderedPageBreak/>
+              <w:t>servidores y sistemas empotrados, desarrollados y vendidos por Microsoft y disponibles para múltiples arquitecturas, tales como x86 y ARM</w:t>
             </w:r>
           </w:p>
         </w:tc>
@@ -14188,10 +14177,15 @@
               <w:cnfStyle w:val="000000100000" w:firstRow="0" w:lastRow="0" w:firstColumn="0" w:lastColumn="0" w:oddVBand="0" w:evenVBand="0" w:oddHBand="1" w:evenHBand="0" w:firstRowFirstColumn="0" w:firstRowLastColumn="0" w:lastRowFirstColumn="0" w:lastRowLastColumn="0"/>
             </w:pPr>
             <w:r>
+              <w:lastRenderedPageBreak/>
               <w:t xml:space="preserve">Es la plataforma sobre la cual se va a ejecutar </w:t>
             </w:r>
             <w:r>
-              <w:t>el servidor y los clientes de escritorio y consola</w:t>
+              <w:t xml:space="preserve">el servidor y los </w:t>
+            </w:r>
+            <w:r>
+              <w:lastRenderedPageBreak/>
+              <w:t>clientes de escritorio y consola</w:t>
             </w:r>
           </w:p>
         </w:tc>
@@ -14207,6 +14201,7 @@
               <w:jc w:val="left"/>
             </w:pPr>
             <w:r>
+              <w:lastRenderedPageBreak/>
               <w:t>Herramienta de desarrollo</w:t>
             </w:r>
           </w:p>
@@ -14286,11 +14281,7 @@
               <w:cnfStyle w:val="000000000000" w:firstRow="0" w:lastRow="0" w:firstColumn="0" w:lastColumn="0" w:oddVBand="0" w:evenVBand="0" w:oddHBand="0" w:evenHBand="0" w:firstRowFirstColumn="0" w:firstRowLastColumn="0" w:lastRowFirstColumn="0" w:lastRowLastColumn="0"/>
             </w:pPr>
             <w:r>
-              <w:t xml:space="preserve">Herramienta que se utiliza para desarrollar aplicaciones Web, Móvil y de Escritorio para </w:t>
-            </w:r>
-            <w:r>
-              <w:lastRenderedPageBreak/>
-              <w:t xml:space="preserve">diferentes lenguajes de programación como son </w:t>
+              <w:t xml:space="preserve">Herramienta que se utiliza para desarrollar aplicaciones Web, Móvil y de Escritorio para diferentes lenguajes de programación como son </w:t>
             </w:r>
             <w:r>
               <w:t>Java, C++</w:t>
@@ -14315,7 +14306,6 @@
               <w:jc w:val="left"/>
             </w:pPr>
             <w:r>
-              <w:lastRenderedPageBreak/>
               <w:t xml:space="preserve">Diseño de </w:t>
             </w:r>
             <w:r>
@@ -14524,6 +14514,7 @@
               <w:jc w:val="left"/>
             </w:pPr>
             <w:r>
+              <w:lastRenderedPageBreak/>
               <w:t>Servidor de Aplicaciones</w:t>
             </w:r>
           </w:p>
@@ -14613,7 +14604,7 @@
       <w:pPr>
         <w:pStyle w:val="Ttulo3"/>
       </w:pPr>
-      <w:bookmarkStart w:id="57" w:name="_Toc242892541"/>
+      <w:bookmarkStart w:id="57" w:name="_Toc243988561"/>
       <w:r>
         <w:t>8</w:t>
       </w:r>
@@ -14645,11 +14636,7 @@
         <w:t xml:space="preserve"> de </w:t>
       </w:r>
       <w:r>
-        <w:t xml:space="preserve">“Conversor de Unidades Monster” no interactúa con bases de datos. La comunicación se realiza de forma exclusiva a través de la red utilizando el protocolo </w:t>
-      </w:r>
-      <w:r>
-        <w:lastRenderedPageBreak/>
-        <w:t>HTTP/HTTPS.</w:t>
+        <w:t>“Conversor de Unidades Monster” no interactúa con bases de datos. La comunicación se realiza de forma exclusiva a través de la red utilizando el protocolo HTTP/HTTPS.</w:t>
       </w:r>
     </w:p>
     <w:p>
@@ -14718,7 +14705,7 @@
       <w:pPr>
         <w:pStyle w:val="Ttulo2"/>
       </w:pPr>
-      <w:bookmarkStart w:id="58" w:name="_Toc242892542"/>
+      <w:bookmarkStart w:id="58" w:name="_Toc243988562"/>
       <w:r>
         <w:t xml:space="preserve">8.2 </w:t>
       </w:r>
@@ -14731,7 +14718,7 @@
       <w:pPr>
         <w:pStyle w:val="Ttulo3"/>
       </w:pPr>
-      <w:bookmarkStart w:id="59" w:name="_Toc242892543"/>
+      <w:bookmarkStart w:id="59" w:name="_Toc243988563"/>
       <w:r>
         <w:t>8.2.1. Objetivo General</w:t>
       </w:r>
@@ -14782,7 +14769,7 @@
           <w:lang w:val="es-EC"/>
         </w:rPr>
       </w:pPr>
-      <w:bookmarkStart w:id="60" w:name="_Toc242892566"/>
+      <w:bookmarkStart w:id="60" w:name="_Toc243988586"/>
       <w:r>
         <w:t xml:space="preserve">Tabla </w:t>
       </w:r>
@@ -14944,7 +14931,7 @@
       <w:pPr>
         <w:pStyle w:val="Descripcin"/>
       </w:pPr>
-      <w:bookmarkStart w:id="61" w:name="_Toc242892567"/>
+      <w:bookmarkStart w:id="61" w:name="_Toc243988587"/>
       <w:r>
         <w:t xml:space="preserve">Tabla </w:t>
       </w:r>
@@ -15044,7 +15031,11 @@
               <w:cnfStyle w:val="000000100000" w:firstRow="0" w:lastRow="0" w:firstColumn="0" w:lastColumn="0" w:oddVBand="0" w:evenVBand="0" w:oddHBand="1" w:evenHBand="0" w:firstRowFirstColumn="0" w:firstRowLastColumn="0" w:lastRowFirstColumn="0" w:lastRowLastColumn="0"/>
             </w:pPr>
             <w:r>
-              <w:t xml:space="preserve">Recibir una petición con una unidad de origen, una de destino y un valor numérico, para transformarlo entre medidas de longitud, masa y temperatura. </w:t>
+              <w:t xml:space="preserve">Recibir una petición con una unidad de origen, una de destino y un valor numérico, para transformarlo entre medidas de longitud, masa y </w:t>
+            </w:r>
+            <w:r>
+              <w:lastRenderedPageBreak/>
+              <w:t xml:space="preserve">temperatura. </w:t>
             </w:r>
           </w:p>
         </w:tc>
@@ -15058,6 +15049,7 @@
           </w:tcPr>
           <w:p>
             <w:r>
+              <w:lastRenderedPageBreak/>
               <w:t xml:space="preserve">Importancia </w:t>
             </w:r>
           </w:p>
@@ -15112,7 +15104,7 @@
       <w:pPr>
         <w:pStyle w:val="Descripcin"/>
       </w:pPr>
-      <w:bookmarkStart w:id="62" w:name="_Toc242892568"/>
+      <w:bookmarkStart w:id="62" w:name="_Toc243988588"/>
       <w:r>
         <w:t xml:space="preserve">Tabla </w:t>
       </w:r>
@@ -15277,7 +15269,7 @@
       <w:pPr>
         <w:pStyle w:val="Ttulo3"/>
       </w:pPr>
-      <w:bookmarkStart w:id="63" w:name="_Toc242892544"/>
+      <w:bookmarkStart w:id="63" w:name="_Toc243988564"/>
       <w:r>
         <w:t>8.2.3. Actores</w:t>
       </w:r>
@@ -15287,7 +15279,7 @@
       <w:pPr>
         <w:pStyle w:val="Descripcin"/>
       </w:pPr>
-      <w:bookmarkStart w:id="64" w:name="_Toc242892569"/>
+      <w:bookmarkStart w:id="64" w:name="_Toc243988589"/>
       <w:r>
         <w:t xml:space="preserve">Tabla </w:t>
       </w:r>
@@ -15353,7 +15345,6 @@
                 <w:sz w:val="22"/>
                 <w:szCs w:val="22"/>
               </w:rPr>
-              <w:lastRenderedPageBreak/>
               <w:t>ACT-001</w:t>
             </w:r>
           </w:p>
@@ -15500,7 +15491,7 @@
       <w:pPr>
         <w:pStyle w:val="Descripcin"/>
       </w:pPr>
-      <w:bookmarkStart w:id="65" w:name="_Toc242892570"/>
+      <w:bookmarkStart w:id="65" w:name="_Toc243988590"/>
       <w:r>
         <w:t xml:space="preserve">Tabla </w:t>
       </w:r>
@@ -15715,7 +15706,7 @@
       <w:pPr>
         <w:pStyle w:val="Descripcin"/>
       </w:pPr>
-      <w:bookmarkStart w:id="66" w:name="_Toc242892571"/>
+      <w:bookmarkStart w:id="66" w:name="_Toc243988591"/>
       <w:r>
         <w:t xml:space="preserve">Tabla </w:t>
       </w:r>
@@ -15930,7 +15921,7 @@
       <w:pPr>
         <w:pStyle w:val="Descripcin"/>
       </w:pPr>
-      <w:bookmarkStart w:id="67" w:name="_Toc242892572"/>
+      <w:bookmarkStart w:id="67" w:name="_Toc243988592"/>
       <w:r>
         <w:t xml:space="preserve">Tabla </w:t>
       </w:r>
@@ -16145,7 +16136,7 @@
       <w:pPr>
         <w:pStyle w:val="Descripcin"/>
       </w:pPr>
-      <w:bookmarkStart w:id="68" w:name="_Toc242892573"/>
+      <w:bookmarkStart w:id="68" w:name="_Toc243988593"/>
       <w:r>
         <w:t xml:space="preserve">Tabla </w:t>
       </w:r>
@@ -16360,7 +16351,7 @@
       <w:pPr>
         <w:pStyle w:val="Ttulo3"/>
       </w:pPr>
-      <w:bookmarkStart w:id="69" w:name="_Toc242892545"/>
+      <w:bookmarkStart w:id="69" w:name="_Toc243988565"/>
       <w:r>
         <w:t>8.2.4. Lista de requisitos funcionales</w:t>
       </w:r>
@@ -16371,7 +16362,11 @@
         <w:t>A continuación, se presenta una lista con los requisitos funcionales</w:t>
       </w:r>
       <w:r>
-        <w:t xml:space="preserve"> del sistema “</w:t>
+        <w:t xml:space="preserve"> del sistema </w:t>
+      </w:r>
+      <w:r>
+        <w:lastRenderedPageBreak/>
+        <w:t>“</w:t>
       </w:r>
       <w:r>
         <w:t>Conversor de Unidades Monster</w:t>
@@ -16387,7 +16382,7 @@
       <w:pPr>
         <w:pStyle w:val="Descripcin"/>
       </w:pPr>
-      <w:bookmarkStart w:id="70" w:name="_Toc242892574"/>
+      <w:bookmarkStart w:id="70" w:name="_Toc243988594"/>
       <w:r>
         <w:t xml:space="preserve">Tabla </w:t>
       </w:r>
@@ -16612,11 +16607,7 @@
               <w:cnfStyle w:val="000000100000" w:firstRow="0" w:lastRow="0" w:firstColumn="0" w:lastColumn="0" w:oddVBand="0" w:evenVBand="0" w:oddHBand="1" w:evenHBand="0" w:firstRowFirstColumn="0" w:firstRowLastColumn="0" w:lastRowFirstColumn="0" w:lastRowLastColumn="0"/>
             </w:pPr>
             <w:r>
-              <w:t xml:space="preserve">El sistema debe procesar peticiones de conversión de unidades de masa, </w:t>
-            </w:r>
-            <w:r>
-              <w:lastRenderedPageBreak/>
-              <w:t>validando previamente el token de acceso, y retornar la respuesta estructurada con el valor resultante.</w:t>
+              <w:t>El sistema debe procesar peticiones de conversión de unidades de masa, validando previamente el token de acceso, y retornar la respuesta estructurada con el valor resultante.</w:t>
             </w:r>
           </w:p>
         </w:tc>
@@ -16629,7 +16620,6 @@
               <w:cnfStyle w:val="000000100000" w:firstRow="0" w:lastRow="0" w:firstColumn="0" w:lastColumn="0" w:oddVBand="0" w:evenVBand="0" w:oddHBand="1" w:evenHBand="0" w:firstRowFirstColumn="0" w:firstRowLastColumn="0" w:lastRowFirstColumn="0" w:lastRowLastColumn="0"/>
             </w:pPr>
             <w:r>
-              <w:lastRenderedPageBreak/>
               <w:t>Realizar conversión (CU-04) - masa</w:t>
             </w:r>
           </w:p>
@@ -16815,7 +16805,7 @@
       <w:pPr>
         <w:pStyle w:val="Ttulo3"/>
       </w:pPr>
-      <w:bookmarkStart w:id="71" w:name="_Toc242892546"/>
+      <w:bookmarkStart w:id="71" w:name="_Toc243988566"/>
       <w:r>
         <w:t>8.2.5 Requisitos Funcionales</w:t>
       </w:r>
@@ -16832,14 +16822,18 @@
         <w:t xml:space="preserve"> Monster</w:t>
       </w:r>
       <w:r>
-        <w:t>” se ha identificado los siguientes requerimientos funcionales.</w:t>
+        <w:t xml:space="preserve">” se ha identificado los siguientes </w:t>
+      </w:r>
+      <w:r>
+        <w:lastRenderedPageBreak/>
+        <w:t>requerimientos funcionales.</w:t>
       </w:r>
     </w:p>
     <w:p>
       <w:pPr>
         <w:pStyle w:val="Descripcin"/>
       </w:pPr>
-      <w:bookmarkStart w:id="72" w:name="_Toc242892575"/>
+      <w:bookmarkStart w:id="72" w:name="_Toc243988595"/>
       <w:r>
         <w:t xml:space="preserve">Tabla </w:t>
       </w:r>
@@ -17274,7 +17268,7 @@
           <w:rFonts w:ascii="Verdana" w:hAnsi="Verdana" w:cstheme="minorHAnsi"/>
         </w:rPr>
       </w:pPr>
-      <w:bookmarkStart w:id="73" w:name="_Toc242892576"/>
+      <w:bookmarkStart w:id="73" w:name="_Toc243988596"/>
       <w:r>
         <w:t xml:space="preserve">Tabla </w:t>
       </w:r>
@@ -17701,9 +17695,8 @@
           <w:rFonts w:ascii="Verdana" w:hAnsi="Verdana" w:cstheme="minorHAnsi"/>
         </w:rPr>
       </w:pPr>
-      <w:bookmarkStart w:id="74" w:name="_Toc242892577"/>
-      <w:r>
-        <w:lastRenderedPageBreak/>
+      <w:bookmarkStart w:id="74" w:name="_Toc243988597"/>
+      <w:r>
         <w:t xml:space="preserve">Tabla </w:t>
       </w:r>
       <w:r>
@@ -18126,7 +18119,7 @@
           <w:rFonts w:ascii="Verdana" w:hAnsi="Verdana" w:cstheme="minorHAnsi"/>
         </w:rPr>
       </w:pPr>
-      <w:bookmarkStart w:id="75" w:name="_Toc242892578"/>
+      <w:bookmarkStart w:id="75" w:name="_Toc243988598"/>
       <w:r>
         <w:t xml:space="preserve">Tabla </w:t>
       </w:r>
@@ -18550,7 +18543,7 @@
           <w:rFonts w:ascii="Verdana" w:hAnsi="Verdana" w:cstheme="minorHAnsi"/>
         </w:rPr>
       </w:pPr>
-      <w:bookmarkStart w:id="76" w:name="_Toc242892579"/>
+      <w:bookmarkStart w:id="76" w:name="_Toc243988599"/>
       <w:r>
         <w:t xml:space="preserve">Tabla </w:t>
       </w:r>
@@ -18971,7 +18964,7 @@
           <w:rFonts w:ascii="Verdana" w:hAnsi="Verdana" w:cstheme="minorHAnsi"/>
         </w:rPr>
       </w:pPr>
-      <w:bookmarkStart w:id="77" w:name="_Toc242892580"/>
+      <w:bookmarkStart w:id="77" w:name="_Toc243988600"/>
       <w:r>
         <w:t xml:space="preserve">Tabla </w:t>
       </w:r>
@@ -19033,6 +19026,7 @@
                 <w:sz w:val="22"/>
                 <w:szCs w:val="22"/>
               </w:rPr>
+              <w:lastRenderedPageBreak/>
               <w:t>RQF-006</w:t>
             </w:r>
           </w:p>
@@ -19389,7 +19383,7 @@
       <w:pPr>
         <w:pStyle w:val="Ttulo2"/>
       </w:pPr>
-      <w:bookmarkStart w:id="78" w:name="_Toc242892547"/>
+      <w:bookmarkStart w:id="78" w:name="_Toc243988567"/>
       <w:r>
         <w:t xml:space="preserve">8.3 </w:t>
       </w:r>
@@ -19409,7 +19403,7 @@
         <w:pStyle w:val="Ttulo3"/>
       </w:pPr>
       <w:bookmarkStart w:id="79" w:name="_Toc58077507"/>
-      <w:bookmarkStart w:id="80" w:name="_Toc242892548"/>
+      <w:bookmarkStart w:id="80" w:name="_Toc243988568"/>
       <w:r>
         <w:t xml:space="preserve">8.3.1 </w:t>
       </w:r>
@@ -19447,7 +19441,7 @@
           <w:iCs w:val="0"/>
         </w:rPr>
       </w:pPr>
-      <w:bookmarkStart w:id="81" w:name="_Toc242892581"/>
+      <w:bookmarkStart w:id="81" w:name="_Toc243988601"/>
       <w:r>
         <w:rPr>
           <w:b/>
@@ -19770,7 +19764,7 @@
           <w:iCs w:val="0"/>
         </w:rPr>
       </w:pPr>
-      <w:bookmarkStart w:id="82" w:name="_Toc242892582"/>
+      <w:bookmarkStart w:id="82" w:name="_Toc243988602"/>
       <w:r>
         <w:rPr>
           <w:b/>
@@ -20085,7 +20079,7 @@
         <w:pStyle w:val="Descripcin"/>
         <w:spacing w:before="0" w:after="0"/>
       </w:pPr>
-      <w:bookmarkStart w:id="83" w:name="_Toc242892583"/>
+      <w:bookmarkStart w:id="83" w:name="_Toc243988603"/>
       <w:r>
         <w:rPr>
           <w:b/>
@@ -20416,7 +20410,7 @@
           <w:iCs w:val="0"/>
         </w:rPr>
       </w:pPr>
-      <w:bookmarkStart w:id="84" w:name="_Toc242892584"/>
+      <w:bookmarkStart w:id="84" w:name="_Toc243988604"/>
       <w:r>
         <w:rPr>
           <w:b/>
@@ -20748,7 +20742,7 @@
           <w:iCs w:val="0"/>
         </w:rPr>
       </w:pPr>
-      <w:bookmarkStart w:id="85" w:name="_Toc242892585"/>
+      <w:bookmarkStart w:id="85" w:name="_Toc243988605"/>
       <w:r>
         <w:rPr>
           <w:b/>
@@ -21002,6 +20996,7 @@
                 <w:i w:val="0"/>
                 <w:iCs w:val="0"/>
               </w:rPr>
+              <w:lastRenderedPageBreak/>
               <w:t>Estado</w:t>
             </w:r>
           </w:p>
@@ -21051,7 +21046,7 @@
           <w:iCs w:val="0"/>
         </w:rPr>
       </w:pPr>
-      <w:bookmarkStart w:id="86" w:name="_Toc242892586"/>
+      <w:bookmarkStart w:id="86" w:name="_Toc243988606"/>
       <w:r>
         <w:rPr>
           <w:b/>
@@ -21343,7 +21338,7 @@
           <w:iCs w:val="0"/>
         </w:rPr>
       </w:pPr>
-      <w:bookmarkStart w:id="87" w:name="_Toc242892587"/>
+      <w:bookmarkStart w:id="87" w:name="_Toc243988607"/>
       <w:r>
         <w:rPr>
           <w:b/>
@@ -21435,7 +21430,6 @@
               <w:spacing w:before="0" w:after="0"/>
             </w:pPr>
             <w:r>
-              <w:lastRenderedPageBreak/>
               <w:t>RNF-007</w:t>
             </w:r>
           </w:p>
@@ -21743,7 +21737,7 @@
       <w:pPr>
         <w:pStyle w:val="Ttulo2"/>
       </w:pPr>
-      <w:bookmarkStart w:id="88" w:name="_Toc242892549"/>
+      <w:bookmarkStart w:id="88" w:name="_Toc243988569"/>
       <w:r>
         <w:t xml:space="preserve">8.4 </w:t>
       </w:r>
@@ -21756,7 +21750,7 @@
       <w:pPr>
         <w:pStyle w:val="Ttulo3"/>
       </w:pPr>
-      <w:bookmarkStart w:id="89" w:name="_Toc242892550"/>
+      <w:bookmarkStart w:id="89" w:name="_Toc243988570"/>
       <w:r>
         <w:t xml:space="preserve">8.4.1 </w:t>
       </w:r>
@@ -21793,6 +21787,7 @@
         </w:numPr>
       </w:pPr>
       <w:r>
+        <w:lastRenderedPageBreak/>
         <w:t xml:space="preserve">El cliente de consola operará de forma independiente mediante un entorno de texto (CLI), priorizando la claridad en la presentación de menús y la lectura de resultados. </w:t>
       </w:r>
     </w:p>
@@ -21802,7 +21797,7 @@
       </w:pPr>
       <w:bookmarkStart w:id="91" w:name="_2xcytpi" w:colFirst="0" w:colLast="0"/>
       <w:bookmarkStart w:id="92" w:name="_Toc58077511"/>
-      <w:bookmarkStart w:id="93" w:name="_Toc242892551"/>
+      <w:bookmarkStart w:id="93" w:name="_Toc243988571"/>
       <w:bookmarkEnd w:id="91"/>
       <w:r>
         <w:t xml:space="preserve">8.4.2 Restricciones de </w:t>
@@ -21913,7 +21908,7 @@
         <w:pStyle w:val="Ttulo3"/>
       </w:pPr>
       <w:bookmarkStart w:id="94" w:name="_Toc58077512"/>
-      <w:bookmarkStart w:id="95" w:name="_Toc242892552"/>
+      <w:bookmarkStart w:id="95" w:name="_Toc243988572"/>
       <w:r>
         <w:t xml:space="preserve">8.4.3 </w:t>
       </w:r>
@@ -21966,7 +21961,6 @@
           <w:b/>
           <w:bCs/>
         </w:rPr>
-        <w:lastRenderedPageBreak/>
         <w:t xml:space="preserve">Seguridad. </w:t>
       </w:r>
       <w:r>
@@ -22002,7 +21996,7 @@
       </w:pPr>
       <w:bookmarkStart w:id="96" w:name="_Toc23846806"/>
       <w:bookmarkStart w:id="97" w:name="_Toc58077513"/>
-      <w:bookmarkStart w:id="98" w:name="_Toc242892553"/>
+      <w:bookmarkStart w:id="98" w:name="_Toc243988573"/>
       <w:r>
         <w:t xml:space="preserve">9. </w:t>
       </w:r>
@@ -22019,7 +22013,7 @@
       </w:pPr>
       <w:bookmarkStart w:id="99" w:name="_Toc23846807"/>
       <w:bookmarkStart w:id="100" w:name="_Toc58077514"/>
-      <w:bookmarkStart w:id="101" w:name="_Toc242892554"/>
+      <w:bookmarkStart w:id="101" w:name="_Toc243988574"/>
       <w:r>
         <w:t>9.1. Requisitos de Interfaces Externas</w:t>
       </w:r>
@@ -22032,7 +22026,7 @@
         <w:pStyle w:val="Ttulo3"/>
       </w:pPr>
       <w:bookmarkStart w:id="102" w:name="_Toc58077515"/>
-      <w:bookmarkStart w:id="103" w:name="_Toc242892555"/>
+      <w:bookmarkStart w:id="103" w:name="_Toc243988575"/>
       <w:r>
         <w:t>9.1.1. Interfaces de Usuario</w:t>
       </w:r>
@@ -22195,7 +22189,7 @@
       <w:pPr>
         <w:pStyle w:val="Ttulo3"/>
       </w:pPr>
-      <w:bookmarkStart w:id="105" w:name="_Toc242892556"/>
+      <w:bookmarkStart w:id="105" w:name="_Toc243988576"/>
       <w:r>
         <w:t>9.1.2. Interfaces de Hardware</w:t>
       </w:r>
@@ -22236,7 +22230,11 @@
         <w:t xml:space="preserve"> </w:t>
       </w:r>
       <w:r>
-        <w:t>Necesarios para interactuar con el sistema, tipear los valores a convertir , seleccionar las unidades y consumir los servicios web.</w:t>
+        <w:t xml:space="preserve">Necesarios para interactuar con el sistema, tipear los valores a convertir , seleccionar las unidades y consumir los servicios </w:t>
+      </w:r>
+      <w:r>
+        <w:lastRenderedPageBreak/>
+        <w:t>web.</w:t>
       </w:r>
       <w:r>
         <w:t xml:space="preserve">   </w:t>
@@ -22247,7 +22245,7 @@
         <w:pStyle w:val="Ttulo3"/>
       </w:pPr>
       <w:bookmarkStart w:id="106" w:name="_Toc58077517"/>
-      <w:bookmarkStart w:id="107" w:name="_Toc242892557"/>
+      <w:bookmarkStart w:id="107" w:name="_Toc243988577"/>
       <w:r>
         <w:t>9.1.3. Interfaces de Software</w:t>
       </w:r>
@@ -22283,7 +22281,7 @@
         <w:pStyle w:val="Ttulo3"/>
       </w:pPr>
       <w:bookmarkStart w:id="108" w:name="_Toc58077518"/>
-      <w:bookmarkStart w:id="109" w:name="_Toc242892558"/>
+      <w:bookmarkStart w:id="109" w:name="_Toc243988578"/>
       <w:r>
         <w:t>9.1.4. Interfaces de Comunicación</w:t>
       </w:r>
@@ -22322,7 +22320,6 @@
       </w:pPr>
       <w:bookmarkStart w:id="111" w:name="_Toc58077520"/>
       <w:r>
-        <w:lastRenderedPageBreak/>
         <w:t>RECOMENDACIONES</w:t>
       </w:r>
       <w:bookmarkEnd w:id="111"/>
@@ -22462,6 +22459,7 @@
       </w:r>
     </w:p>
     <w:sectPr>
+      <w:type w:val="continuous"/>
       <w:pgSz w:w="11910" w:h="16840"/>
       <w:pgMar w:top="740" w:right="1320" w:bottom="1180" w:left="1160" w:header="0" w:footer="996" w:gutter="0"/>
       <w:pgBorders w:offsetFrom="page">
@@ -22471,6 +22469,7 @@
         <w:right w:val="twistedLines1" w:sz="15" w:space="24" w:color="auto"/>
       </w:pgBorders>
       <w:cols w:space="720"/>
+      <w:docGrid w:linePitch="326"/>
     </w:sectPr>
   </w:body>
 </w:document>
